--- a/resume/Sunanda_Vempati_Resume.docx
+++ b/resume/Sunanda_Vempati_Resume.docx
@@ -5,82 +5,236 @@
     <w:p>
       <w:pPr>
         <w:jc w:val="center"/>
+        <w:rPr>
+          <w:color w:val="1F497D" w:themeColor="text2"/>
+        </w:rPr>
       </w:pPr>
       <w:r>
         <w:rPr>
           <w:b/>
+          <w:color w:val="1F497D" w:themeColor="text2"/>
           <w:sz w:val="38"/>
         </w:rPr>
-        <w:t>SUNANDA VEMPATI</w:t>
+        <w:t>SUNANDA</w:t>
+      </w:r>
+      <w:r>
+        <w:rPr>
+          <w:b/>
+          <w:color w:val="1F497D" w:themeColor="text2"/>
+          <w:sz w:val="38"/>
+        </w:rPr>
+        <w:t xml:space="preserve"> </w:t>
+      </w:r>
+      <w:r>
+        <w:rPr>
+          <w:b/>
+          <w:color w:val="1F497D" w:themeColor="text2"/>
+          <w:sz w:val="38"/>
+        </w:rPr>
+        <w:t>VEMPATI</w:t>
       </w:r>
     </w:p>
     <w:p>
       <w:pPr>
+        <w:pStyle w:val="Heading1"/>
         <w:jc w:val="center"/>
+        <w:rPr>
+          <w:color w:val="000000" w:themeColor="text1"/>
+        </w:rPr>
       </w:pPr>
       <w:r>
         <w:rPr>
-          <w:b/>
-          <w:sz w:val="20"/>
+          <w:color w:val="000000" w:themeColor="text1"/>
         </w:rPr>
         <w:t>Blockchain Architect | Smart Contract Architect | Technical Lead | Web3 Consultant</w:t>
       </w:r>
     </w:p>
     <w:p>
       <w:pPr>
-        <w:pStyle w:val="Heading2"/>
+        <w:pStyle w:val="Heading3"/>
         <w:jc w:val="center"/>
+        <w:rPr>
+          <w:color w:val="000000" w:themeColor="text1"/>
+        </w:rPr>
       </w:pPr>
       <w:r>
         <w:rPr>
           <w:rStyle w:val="s2"/>
-        </w:rPr>
-        <w:t>su.vempati</w:t>
+          <w:color w:val="000000" w:themeColor="text1"/>
+          <w:sz w:val="28"/>
+          <w:szCs w:val="28"/>
+        </w:rPr>
+        <w:fldChar w:fldCharType="begin"/>
       </w:r>
       <w:r>
         <w:rPr>
           <w:rStyle w:val="s2"/>
-        </w:rPr>
-        <w:t>@gmail.com</w:t>
+          <w:color w:val="000000" w:themeColor="text1"/>
+          <w:sz w:val="28"/>
+          <w:szCs w:val="28"/>
+        </w:rPr>
+        <w:instrText>HYPERLINK "http://su.vempati@gmail.com"</w:instrText>
       </w:r>
       <w:r>
-        <w:t xml:space="preserve"> | + 91 77028 00803</w:t>
+        <w:rPr>
+          <w:rStyle w:val="s2"/>
+          <w:color w:val="000000" w:themeColor="text1"/>
+          <w:sz w:val="28"/>
+          <w:szCs w:val="28"/>
+        </w:rPr>
       </w:r>
       <w:r>
         <w:rPr>
-          <w:rStyle w:val="s3"/>
+          <w:rStyle w:val="s2"/>
+          <w:color w:val="000000" w:themeColor="text1"/>
+          <w:sz w:val="28"/>
+          <w:szCs w:val="28"/>
+        </w:rPr>
+        <w:fldChar w:fldCharType="separate"/>
+      </w:r>
+      <w:r>
+        <w:rPr>
+          <w:rStyle w:val="Hyperlink"/>
+          <w:color w:val="000000" w:themeColor="text1"/>
+          <w:sz w:val="28"/>
+          <w:szCs w:val="28"/>
+        </w:rPr>
+        <w:t>su.vempati@gmail.c</w:t>
+      </w:r>
+      <w:r>
+        <w:rPr>
+          <w:rStyle w:val="Hyperlink"/>
+          <w:color w:val="000000" w:themeColor="text1"/>
+          <w:sz w:val="28"/>
+          <w:szCs w:val="28"/>
+        </w:rPr>
+        <w:t>o</w:t>
+      </w:r>
+      <w:r>
+        <w:rPr>
+          <w:rStyle w:val="Hyperlink"/>
+          <w:color w:val="000000" w:themeColor="text1"/>
+          <w:sz w:val="28"/>
+          <w:szCs w:val="28"/>
+        </w:rPr>
+        <w:t>m</w:t>
+      </w:r>
+      <w:r>
+        <w:rPr>
+          <w:rStyle w:val="s2"/>
+          <w:color w:val="000000" w:themeColor="text1"/>
+          <w:sz w:val="28"/>
+          <w:szCs w:val="28"/>
+        </w:rPr>
+        <w:fldChar w:fldCharType="end"/>
+      </w:r>
+      <w:r>
+        <w:rPr>
+          <w:color w:val="000000" w:themeColor="text1"/>
         </w:rPr>
         <w:t xml:space="preserve"> </w:t>
       </w:r>
       <w:r>
-        <w:t xml:space="preserve">| Hyderabad, IN | </w:t>
+        <w:rPr>
+          <w:rStyle w:val="s2"/>
+          <w:color w:val="000000" w:themeColor="text1"/>
+          <w:sz w:val="24"/>
+          <w:szCs w:val="24"/>
+        </w:rPr>
+        <w:t>| + 91 77028 00803 | Hyderabad, IN |</w:t>
       </w:r>
       <w:r>
         <w:rPr>
-          <w:rStyle w:val="s2"/>
-        </w:rPr>
-        <w:t>GitHub</w:t>
+          <w:color w:val="000000" w:themeColor="text1"/>
+        </w:rPr>
+        <w:t xml:space="preserve"> </w:t>
       </w:r>
+      <w:hyperlink r:id="rId6" w:history="1">
+        <w:r>
+          <w:rPr>
+            <w:rStyle w:val="Hyperlink"/>
+            <w:color w:val="000000" w:themeColor="text1"/>
+            <w:sz w:val="24"/>
+            <w:szCs w:val="24"/>
+          </w:rPr>
+          <w:t>GitHub</w:t>
+        </w:r>
+      </w:hyperlink>
       <w:r>
+        <w:rPr>
+          <w:color w:val="000000" w:themeColor="text1"/>
+          <w:sz w:val="15"/>
+          <w:szCs w:val="20"/>
+        </w:rPr>
         <w:t xml:space="preserve"> | </w:t>
       </w:r>
+      <w:hyperlink r:id="rId7" w:history="1">
+        <w:r>
+          <w:rPr>
+            <w:rStyle w:val="Hyperlink"/>
+            <w:color w:val="000000" w:themeColor="text1"/>
+            <w:sz w:val="24"/>
+            <w:szCs w:val="24"/>
+          </w:rPr>
+          <w:t>Linked</w:t>
+        </w:r>
+        <w:r>
+          <w:rPr>
+            <w:rStyle w:val="Hyperlink"/>
+            <w:color w:val="000000" w:themeColor="text1"/>
+            <w:sz w:val="24"/>
+            <w:szCs w:val="24"/>
+          </w:rPr>
+          <w:t>I</w:t>
+        </w:r>
+        <w:r>
+          <w:rPr>
+            <w:rStyle w:val="Hyperlink"/>
+            <w:color w:val="000000" w:themeColor="text1"/>
+            <w:sz w:val="24"/>
+            <w:szCs w:val="24"/>
+          </w:rPr>
+          <w:t>n</w:t>
+        </w:r>
+      </w:hyperlink>
       <w:r>
         <w:rPr>
           <w:rStyle w:val="s2"/>
-        </w:rPr>
-        <w:t>LinkedIn</w:t>
+          <w:color w:val="000000" w:themeColor="text1"/>
+          <w:sz w:val="24"/>
+          <w:szCs w:val="24"/>
+        </w:rPr>
+        <w:t xml:space="preserve">| </w:t>
       </w:r>
+      <w:hyperlink r:id="rId8" w:history="1">
+        <w:r>
+          <w:rPr>
+            <w:rStyle w:val="Hyperlink"/>
+            <w:color w:val="000000" w:themeColor="text1"/>
+            <w:sz w:val="24"/>
+            <w:szCs w:val="24"/>
+          </w:rPr>
+          <w:t>Portfoli</w:t>
+        </w:r>
+        <w:r>
+          <w:rPr>
+            <w:rStyle w:val="Hyperlink"/>
+            <w:color w:val="000000" w:themeColor="text1"/>
+            <w:sz w:val="24"/>
+            <w:szCs w:val="24"/>
+          </w:rPr>
+          <w:t>o</w:t>
+        </w:r>
+      </w:hyperlink>
     </w:p>
     <w:p>
       <w:pPr>
         <w:spacing w:after="80"/>
         <w:jc w:val="center"/>
-      </w:pPr>
-    </w:p>
-    <w:p>
-      <w:pPr>
-        <w:spacing w:after="80"/>
-        <w:jc w:val="center"/>
+        <w:rPr>
+          <w:sz w:val="21"/>
+          <w:szCs w:val="28"/>
+        </w:rPr>
       </w:pPr>
     </w:p>
     <w:p>
@@ -89,11 +243,16 @@
           <w:bottom w:val="single" w:sz="6" w:space="3" w:color="808080"/>
         </w:pBdr>
         <w:spacing w:before="120" w:after="60"/>
+        <w:rPr>
+          <w:sz w:val="21"/>
+          <w:szCs w:val="28"/>
+        </w:rPr>
       </w:pPr>
       <w:r>
         <w:rPr>
           <w:b/>
-          <w:sz w:val="23"/>
+          <w:sz w:val="28"/>
+          <w:szCs w:val="28"/>
         </w:rPr>
         <w:t>PROFESSIONAL SUMMARY</w:t>
       </w:r>
@@ -101,28 +260,56 @@
     <w:p>
       <w:pPr>
         <w:spacing w:after="40"/>
+        <w:rPr>
+          <w:sz w:val="21"/>
+          <w:szCs w:val="28"/>
+        </w:rPr>
       </w:pPr>
       <w:r>
+        <w:rPr>
+          <w:sz w:val="21"/>
+          <w:szCs w:val="28"/>
+        </w:rPr>
         <w:t>Blockchain architecture and smart-contract engineering professional with 1</w:t>
       </w:r>
       <w:r>
+        <w:rPr>
+          <w:sz w:val="21"/>
+          <w:szCs w:val="28"/>
+        </w:rPr>
         <w:t>5</w:t>
       </w:r>
       <w:r>
+        <w:rPr>
+          <w:sz w:val="21"/>
+          <w:szCs w:val="28"/>
+        </w:rPr>
         <w:t>+ years of IT experience and 7+ years in blockchain, specializing in RWA, DeFi, token infrastructure, governance, cross-chain systems and blockchain-powered ecosystems.</w:t>
       </w:r>
     </w:p>
     <w:p>
       <w:pPr>
         <w:spacing w:after="40"/>
+        <w:rPr>
+          <w:sz w:val="21"/>
+          <w:szCs w:val="28"/>
+        </w:rPr>
       </w:pPr>
       <w:r>
+        <w:rPr>
+          <w:sz w:val="21"/>
+          <w:szCs w:val="28"/>
+        </w:rPr>
         <w:t>Hands-on expertise across Solidity, Rust, EVM and Solana, spanning protocol architecture, smart-contract development, security reviews, testing, audit preparation, deployment and technical consulting. Experienced in translating complex business requirements into secure blockchain solutions while providing SME-level technical guidance.</w:t>
       </w:r>
     </w:p>
     <w:p>
       <w:pPr>
         <w:spacing w:after="40"/>
+        <w:rPr>
+          <w:sz w:val="21"/>
+          <w:szCs w:val="28"/>
+        </w:rPr>
       </w:pPr>
     </w:p>
     <w:p>
@@ -131,11 +318,16 @@
           <w:bottom w:val="single" w:sz="6" w:space="3" w:color="808080"/>
         </w:pBdr>
         <w:spacing w:before="120" w:after="60"/>
+        <w:rPr>
+          <w:sz w:val="21"/>
+          <w:szCs w:val="28"/>
+        </w:rPr>
       </w:pPr>
       <w:r>
         <w:rPr>
           <w:b/>
-          <w:sz w:val="23"/>
+          <w:sz w:val="28"/>
+          <w:szCs w:val="28"/>
         </w:rPr>
         <w:t>CORE EXPERTISE</w:t>
       </w:r>
@@ -143,90 +335,154 @@
     <w:p>
       <w:pPr>
         <w:spacing w:after="40"/>
+        <w:rPr>
+          <w:sz w:val="21"/>
+          <w:szCs w:val="28"/>
+        </w:rPr>
       </w:pPr>
       <w:r>
         <w:rPr>
           <w:b/>
+          <w:sz w:val="21"/>
+          <w:szCs w:val="28"/>
         </w:rPr>
         <w:t>Architecture</w:t>
       </w:r>
       <w:r>
+        <w:rPr>
+          <w:sz w:val="21"/>
+          <w:szCs w:val="28"/>
+        </w:rPr>
         <w:t>: Smart Contract Architecture · Protocol Design · RWA Tokenization · DeFi · Multi-chain &amp; Cross-chain · Token Infrastructure</w:t>
       </w:r>
     </w:p>
     <w:p>
       <w:pPr>
         <w:spacing w:after="40"/>
+        <w:rPr>
+          <w:sz w:val="21"/>
+          <w:szCs w:val="28"/>
+        </w:rPr>
       </w:pPr>
       <w:r>
         <w:rPr>
           <w:b/>
+          <w:sz w:val="21"/>
+          <w:szCs w:val="28"/>
         </w:rPr>
         <w:t>Blockchain</w:t>
       </w:r>
       <w:r>
+        <w:rPr>
+          <w:sz w:val="21"/>
+          <w:szCs w:val="28"/>
+        </w:rPr>
         <w:t>: Solidity · Rust · EVM · Solana · Ethereum · Avalanche · Polygon · Arbitrum · Base · BSC</w:t>
       </w:r>
     </w:p>
     <w:p>
       <w:pPr>
         <w:spacing w:after="40"/>
+        <w:rPr>
+          <w:sz w:val="21"/>
+          <w:szCs w:val="28"/>
+        </w:rPr>
       </w:pPr>
       <w:r>
         <w:rPr>
           <w:b/>
+          <w:sz w:val="21"/>
+          <w:szCs w:val="28"/>
         </w:rPr>
         <w:t>Standards &amp; Protocols</w:t>
       </w:r>
       <w:r>
+        <w:rPr>
+          <w:sz w:val="21"/>
+          <w:szCs w:val="28"/>
+        </w:rPr>
         <w:t>: ERC-20 · ERC-721 · ERC-1155 · ERC-3643 · ERC-4907 · ERC-5218 · Stablecoins · Governance · Lending · Staking</w:t>
       </w:r>
     </w:p>
     <w:p>
       <w:pPr>
         <w:spacing w:after="40"/>
+        <w:rPr>
+          <w:sz w:val="21"/>
+          <w:szCs w:val="28"/>
+        </w:rPr>
       </w:pPr>
       <w:r>
         <w:rPr>
           <w:b/>
+          <w:sz w:val="21"/>
+          <w:szCs w:val="28"/>
         </w:rPr>
         <w:t>Infrastructure</w:t>
       </w:r>
       <w:r>
+        <w:rPr>
+          <w:sz w:val="21"/>
+          <w:szCs w:val="28"/>
+        </w:rPr>
         <w:t>: CREATE2 · LayerZero-oriented Architecture · Fireblocks · MetaMask · Phantom · Multisig · Oracles</w:t>
       </w:r>
     </w:p>
     <w:p>
       <w:pPr>
         <w:spacing w:after="40"/>
+        <w:rPr>
+          <w:sz w:val="21"/>
+          <w:szCs w:val="28"/>
+        </w:rPr>
       </w:pPr>
       <w:r>
         <w:rPr>
           <w:b/>
+          <w:sz w:val="21"/>
+          <w:szCs w:val="28"/>
         </w:rPr>
         <w:t>Security &amp; Tooling</w:t>
       </w:r>
       <w:r>
+        <w:rPr>
+          <w:sz w:val="21"/>
+          <w:szCs w:val="28"/>
+        </w:rPr>
         <w:t>: OpenZeppelin · Slither · MythX · Mythril · Hardhat · Ethers.js · Web3.py · Audit Preparation · Contract Verification</w:t>
       </w:r>
     </w:p>
     <w:p>
       <w:pPr>
         <w:spacing w:after="40"/>
+        <w:rPr>
+          <w:sz w:val="21"/>
+          <w:szCs w:val="28"/>
+        </w:rPr>
       </w:pPr>
       <w:r>
         <w:rPr>
           <w:b/>
+          <w:sz w:val="21"/>
+          <w:szCs w:val="28"/>
         </w:rPr>
         <w:t>Leadership</w:t>
       </w:r>
       <w:r>
+        <w:rPr>
+          <w:sz w:val="21"/>
+          <w:szCs w:val="28"/>
+        </w:rPr>
         <w:t>: Blockchain SME · Architecture Reviews · Technical Guidance · Client Consulting · Requirements Analysis · Stakeholder Collaboration</w:t>
       </w:r>
     </w:p>
     <w:p>
       <w:pPr>
         <w:spacing w:after="40"/>
+        <w:rPr>
+          <w:sz w:val="21"/>
+          <w:szCs w:val="28"/>
+        </w:rPr>
       </w:pPr>
     </w:p>
     <w:p>
@@ -235,11 +491,16 @@
           <w:bottom w:val="single" w:sz="6" w:space="3" w:color="808080"/>
         </w:pBdr>
         <w:spacing w:before="120" w:after="60"/>
+        <w:rPr>
+          <w:sz w:val="21"/>
+          <w:szCs w:val="28"/>
+        </w:rPr>
       </w:pPr>
       <w:r>
         <w:rPr>
           <w:b/>
-          <w:sz w:val="23"/>
+          <w:sz w:val="28"/>
+          <w:szCs w:val="28"/>
         </w:rPr>
         <w:t>PROFESSIONAL EXPERIENCE</w:t>
       </w:r>
@@ -247,11 +508,17 @@
     <w:p>
       <w:pPr>
         <w:spacing w:before="80" w:after="20"/>
+        <w:rPr>
+          <w:sz w:val="21"/>
+          <w:szCs w:val="28"/>
+        </w:rPr>
       </w:pPr>
       <w:proofErr w:type="spellStart"/>
       <w:r>
         <w:rPr>
           <w:b/>
+          <w:sz w:val="21"/>
+          <w:szCs w:val="28"/>
         </w:rPr>
         <w:t>AppMindsGlobal</w:t>
       </w:r>
@@ -259,18 +526,24 @@
       <w:r>
         <w:rPr>
           <w:b/>
+          <w:sz w:val="21"/>
+          <w:szCs w:val="28"/>
         </w:rPr>
         <w:t xml:space="preserve"> | </w:t>
       </w:r>
       <w:r>
         <w:rPr>
           <w:b/>
+          <w:sz w:val="21"/>
+          <w:szCs w:val="28"/>
         </w:rPr>
         <w:t>SME-</w:t>
       </w:r>
       <w:r>
         <w:rPr>
           <w:b/>
+          <w:sz w:val="21"/>
+          <w:szCs w:val="28"/>
         </w:rPr>
         <w:t xml:space="preserve">Blockchain </w:t>
       </w:r>
@@ -278,12 +551,16 @@
       <w:r>
         <w:rPr>
           <w:b/>
+          <w:sz w:val="21"/>
+          <w:szCs w:val="28"/>
         </w:rPr>
         <w:t>Consultant</w:t>
       </w:r>
       <w:r>
         <w:rPr>
           <w:i/>
+          <w:sz w:val="21"/>
+          <w:szCs w:val="28"/>
         </w:rPr>
         <w:t xml:space="preserve">  May</w:t>
       </w:r>
@@ -291,6 +568,8 @@
       <w:r>
         <w:rPr>
           <w:i/>
+          <w:sz w:val="21"/>
+          <w:szCs w:val="28"/>
         </w:rPr>
         <w:t xml:space="preserve"> 2026 – Present</w:t>
       </w:r>
@@ -304,8 +583,16 @@
         </w:tabs>
         <w:spacing w:after="20"/>
         <w:ind w:left="720"/>
+        <w:rPr>
+          <w:sz w:val="21"/>
+          <w:szCs w:val="28"/>
+        </w:rPr>
       </w:pPr>
       <w:r>
+        <w:rPr>
+          <w:sz w:val="21"/>
+          <w:szCs w:val="28"/>
+        </w:rPr>
         <w:t>Design and develop multi-chain token and RWA infrastructure across EVM and Solana-oriented environments.</w:t>
       </w:r>
     </w:p>
@@ -318,8 +605,16 @@
         </w:tabs>
         <w:spacing w:after="20"/>
         <w:ind w:left="720"/>
+        <w:rPr>
+          <w:sz w:val="21"/>
+          <w:szCs w:val="28"/>
+        </w:rPr>
       </w:pPr>
       <w:r>
+        <w:rPr>
+          <w:sz w:val="21"/>
+          <w:szCs w:val="28"/>
+        </w:rPr>
         <w:t>Work across token deployment, bridging, vesting, staking and token lifecycle architecture.</w:t>
       </w:r>
     </w:p>
@@ -332,8 +627,16 @@
         </w:tabs>
         <w:spacing w:after="20"/>
         <w:ind w:left="720"/>
+        <w:rPr>
+          <w:sz w:val="21"/>
+          <w:szCs w:val="28"/>
+        </w:rPr>
       </w:pPr>
       <w:r>
+        <w:rPr>
+          <w:sz w:val="21"/>
+          <w:szCs w:val="28"/>
+        </w:rPr>
         <w:t>Contribute to CREATE2 deterministic deployment and LayerZero V2/OFT-oriented cross-chain architecture.</w:t>
       </w:r>
     </w:p>
@@ -346,8 +649,16 @@
         </w:tabs>
         <w:spacing w:after="20"/>
         <w:ind w:left="720"/>
+        <w:rPr>
+          <w:sz w:val="21"/>
+          <w:szCs w:val="28"/>
+        </w:rPr>
       </w:pPr>
       <w:r>
+        <w:rPr>
+          <w:sz w:val="21"/>
+          <w:szCs w:val="28"/>
+        </w:rPr>
         <w:t>Build and support deployment automation, contract verification, testing, security review and audit handoff.</w:t>
       </w:r>
     </w:p>
@@ -360,46 +671,80 @@
         </w:tabs>
         <w:spacing w:after="20"/>
         <w:ind w:left="720"/>
+        <w:rPr>
+          <w:sz w:val="21"/>
+          <w:szCs w:val="28"/>
+        </w:rPr>
       </w:pPr>
       <w:r>
+        <w:rPr>
+          <w:sz w:val="21"/>
+          <w:szCs w:val="28"/>
+        </w:rPr>
         <w:t>Translate business requirements into blockchain architecture and provide technical consulting.</w:t>
       </w:r>
     </w:p>
     <w:p>
       <w:pPr>
         <w:spacing w:after="40"/>
+        <w:rPr>
+          <w:sz w:val="21"/>
+          <w:szCs w:val="28"/>
+        </w:rPr>
       </w:pPr>
       <w:r>
         <w:rPr>
           <w:b/>
+          <w:sz w:val="21"/>
+          <w:szCs w:val="28"/>
         </w:rPr>
         <w:t>Featured:</w:t>
       </w:r>
       <w:r>
+        <w:rPr>
+          <w:sz w:val="21"/>
+          <w:szCs w:val="28"/>
+        </w:rPr>
         <w:t xml:space="preserve"> RBC / FRK — Multi-Chain Token Infrastructure</w:t>
       </w:r>
     </w:p>
     <w:p>
       <w:pPr>
         <w:spacing w:after="40"/>
+        <w:rPr>
+          <w:sz w:val="21"/>
+          <w:szCs w:val="28"/>
+        </w:rPr>
       </w:pPr>
       <w:r>
+        <w:rPr>
+          <w:sz w:val="21"/>
+          <w:szCs w:val="28"/>
+        </w:rPr>
         <w:t>Multi-chain token deployment, deterministic CREATE2 architecture, cross-chain infrastructure, LayerZero-oriented design, deployment automation and contract verification.</w:t>
       </w:r>
     </w:p>
     <w:p>
       <w:pPr>
         <w:spacing w:before="80" w:after="20"/>
+        <w:rPr>
+          <w:sz w:val="21"/>
+          <w:szCs w:val="28"/>
+        </w:rPr>
       </w:pPr>
       <w:r>
         <w:rPr>
           <w:b/>
+          <w:sz w:val="21"/>
+          <w:szCs w:val="28"/>
         </w:rPr>
         <w:t>G Future Tech | Lead Blockchain Developer</w:t>
       </w:r>
       <w:r>
         <w:rPr>
           <w:i/>
+          <w:sz w:val="21"/>
+          <w:szCs w:val="28"/>
         </w:rPr>
         <w:t xml:space="preserve">  Oct 2024 – Jul 2026</w:t>
       </w:r>
@@ -407,18 +752,33 @@
     <w:p>
       <w:pPr>
         <w:spacing w:after="40"/>
+        <w:rPr>
+          <w:sz w:val="21"/>
+          <w:szCs w:val="28"/>
+        </w:rPr>
       </w:pPr>
       <w:r>
+        <w:rPr>
+          <w:sz w:val="21"/>
+          <w:szCs w:val="28"/>
+        </w:rPr>
+        <w:lastRenderedPageBreak/>
         <w:t>Worked on crypto-backed and RWA-backed financial ecosystems, combining smart-contract engineering with protocol architecture, governance, DeFi and blockchain SME responsibilities.</w:t>
       </w:r>
     </w:p>
     <w:p>
       <w:pPr>
         <w:spacing w:after="40"/>
+        <w:rPr>
+          <w:sz w:val="21"/>
+          <w:szCs w:val="28"/>
+        </w:rPr>
       </w:pPr>
       <w:r>
         <w:rPr>
           <w:b/>
+          <w:sz w:val="21"/>
+          <w:szCs w:val="28"/>
         </w:rPr>
         <w:t>REAL Governance</w:t>
       </w:r>
@@ -432,8 +792,16 @@
         </w:tabs>
         <w:spacing w:after="20"/>
         <w:ind w:left="720"/>
+        <w:rPr>
+          <w:sz w:val="21"/>
+          <w:szCs w:val="28"/>
+        </w:rPr>
       </w:pPr>
       <w:r>
+        <w:rPr>
+          <w:sz w:val="21"/>
+          <w:szCs w:val="28"/>
+        </w:rPr>
         <w:t>Contributed to smart-contract and protocol infrastructure for blockchain-based governance and on-chain execution.</w:t>
       </w:r>
     </w:p>
@@ -446,18 +814,32 @@
         </w:tabs>
         <w:spacing w:after="20"/>
         <w:ind w:left="720"/>
+        <w:rPr>
+          <w:sz w:val="21"/>
+          <w:szCs w:val="28"/>
+        </w:rPr>
       </w:pPr>
       <w:r>
+        <w:rPr>
+          <w:sz w:val="21"/>
+          <w:szCs w:val="28"/>
+        </w:rPr>
         <w:t>Worked across governance mechanisms, protocol logic, testing, security and deployment workflows.</w:t>
       </w:r>
     </w:p>
     <w:p>
       <w:pPr>
         <w:spacing w:after="40"/>
+        <w:rPr>
+          <w:sz w:val="21"/>
+          <w:szCs w:val="28"/>
+        </w:rPr>
       </w:pPr>
       <w:r>
         <w:rPr>
           <w:b/>
+          <w:sz w:val="21"/>
+          <w:szCs w:val="28"/>
         </w:rPr>
         <w:t>USDAO</w:t>
       </w:r>
@@ -471,8 +853,16 @@
         </w:tabs>
         <w:spacing w:after="20"/>
         <w:ind w:left="720"/>
+        <w:rPr>
+          <w:sz w:val="21"/>
+          <w:szCs w:val="28"/>
+        </w:rPr>
       </w:pPr>
       <w:r>
+        <w:rPr>
+          <w:sz w:val="21"/>
+          <w:szCs w:val="28"/>
+        </w:rPr>
         <w:t>Contributed to crypto-backed and RWA-backed financial infrastructure, including stablecoin and DeFi mechanisms.</w:t>
       </w:r>
     </w:p>
@@ -485,8 +875,16 @@
         </w:tabs>
         <w:spacing w:after="20"/>
         <w:ind w:left="720"/>
+        <w:rPr>
+          <w:sz w:val="21"/>
+          <w:szCs w:val="28"/>
+        </w:rPr>
       </w:pPr>
       <w:r>
+        <w:rPr>
+          <w:sz w:val="21"/>
+          <w:szCs w:val="28"/>
+        </w:rPr>
         <w:t>Worked across collateralization, lending/borrowing, liquidity, governance, oracle integration and liquidation/recovery mechanisms.</w:t>
       </w:r>
     </w:p>
@@ -499,18 +897,32 @@
         </w:tabs>
         <w:spacing w:after="20"/>
         <w:ind w:left="720"/>
+        <w:rPr>
+          <w:sz w:val="21"/>
+          <w:szCs w:val="28"/>
+        </w:rPr>
       </w:pPr>
       <w:r>
+        <w:rPr>
+          <w:sz w:val="21"/>
+          <w:szCs w:val="28"/>
+        </w:rPr>
         <w:t>Contributed to smart-contract architecture, protocol development, security analysis and deployment.</w:t>
       </w:r>
     </w:p>
     <w:p>
       <w:pPr>
         <w:spacing w:after="40"/>
+        <w:rPr>
+          <w:sz w:val="21"/>
+          <w:szCs w:val="28"/>
+        </w:rPr>
       </w:pPr>
       <w:r>
         <w:rPr>
           <w:b/>
+          <w:sz w:val="21"/>
+          <w:szCs w:val="28"/>
         </w:rPr>
         <w:t>Technical Leadership</w:t>
       </w:r>
@@ -524,9 +936,16 @@
         </w:tabs>
         <w:spacing w:after="20"/>
         <w:ind w:left="720"/>
+        <w:rPr>
+          <w:sz w:val="21"/>
+          <w:szCs w:val="28"/>
+        </w:rPr>
       </w:pPr>
       <w:r>
-        <w:lastRenderedPageBreak/>
+        <w:rPr>
+          <w:sz w:val="21"/>
+          <w:szCs w:val="28"/>
+        </w:rPr>
         <w:t>Provided blockchain SME expertise and technical guidance across architecture and implementation decisions.</w:t>
       </w:r>
     </w:p>
@@ -539,8 +958,16 @@
         </w:tabs>
         <w:spacing w:after="20"/>
         <w:ind w:left="720"/>
+        <w:rPr>
+          <w:sz w:val="21"/>
+          <w:szCs w:val="28"/>
+        </w:rPr>
       </w:pPr>
       <w:r>
+        <w:rPr>
+          <w:sz w:val="21"/>
+          <w:szCs w:val="28"/>
+        </w:rPr>
         <w:t>Translated product requirements into blockchain solutions and collaborated with engineering/product stakeholders.</w:t>
       </w:r>
     </w:p>
@@ -553,24 +980,40 @@
         </w:tabs>
         <w:spacing w:after="20"/>
         <w:ind w:left="720"/>
+        <w:rPr>
+          <w:sz w:val="21"/>
+          <w:szCs w:val="28"/>
+        </w:rPr>
       </w:pPr>
       <w:r>
+        <w:rPr>
+          <w:sz w:val="21"/>
+          <w:szCs w:val="28"/>
+        </w:rPr>
         <w:t>Supported testing, security reviews, audit preparation and production-oriented deployment.</w:t>
       </w:r>
     </w:p>
     <w:p>
       <w:pPr>
         <w:spacing w:before="80" w:after="20"/>
+        <w:rPr>
+          <w:sz w:val="21"/>
+          <w:szCs w:val="28"/>
+        </w:rPr>
       </w:pPr>
       <w:r>
         <w:rPr>
           <w:b/>
+          <w:sz w:val="21"/>
+          <w:szCs w:val="28"/>
         </w:rPr>
         <w:t>Maavatar | Smart Contract Manager / Blockchain SME (consultant)</w:t>
       </w:r>
       <w:r>
         <w:rPr>
           <w:i/>
+          <w:sz w:val="21"/>
+          <w:szCs w:val="28"/>
         </w:rPr>
         <w:t xml:space="preserve">  Dec 2024 – Feb 2026</w:t>
       </w:r>
@@ -578,8 +1021,16 @@
     <w:p>
       <w:pPr>
         <w:spacing w:after="40"/>
+        <w:rPr>
+          <w:sz w:val="21"/>
+          <w:szCs w:val="28"/>
+        </w:rPr>
       </w:pPr>
       <w:r>
+        <w:rPr>
+          <w:sz w:val="21"/>
+          <w:szCs w:val="28"/>
+        </w:rPr>
         <w:t>Core blockchain SME and technical contributor to the development of a blockchain-powered metaverse ecosystem supporting digital identity, assets, NFTs, ownership and Web3 interactions.</w:t>
       </w:r>
     </w:p>
@@ -592,8 +1043,16 @@
         </w:tabs>
         <w:spacing w:after="20"/>
         <w:ind w:left="720"/>
+        <w:rPr>
+          <w:sz w:val="21"/>
+          <w:szCs w:val="28"/>
+        </w:rPr>
       </w:pPr>
       <w:r>
+        <w:rPr>
+          <w:sz w:val="21"/>
+          <w:szCs w:val="28"/>
+        </w:rPr>
         <w:t>Designed and developed Solidity smart contracts and ERC-1155 dynamic NFT infrastructure.</w:t>
       </w:r>
     </w:p>
@@ -606,8 +1065,16 @@
         </w:tabs>
         <w:spacing w:after="20"/>
         <w:ind w:left="720"/>
+        <w:rPr>
+          <w:sz w:val="21"/>
+          <w:szCs w:val="28"/>
+        </w:rPr>
       </w:pPr>
       <w:r>
+        <w:rPr>
+          <w:sz w:val="21"/>
+          <w:szCs w:val="28"/>
+        </w:rPr>
         <w:t>Worked on mutable metadata, evolving digital identities, NFT tiers and digital asset ownership.</w:t>
       </w:r>
     </w:p>
@@ -620,8 +1087,16 @@
         </w:tabs>
         <w:spacing w:after="20"/>
         <w:ind w:left="720"/>
+        <w:rPr>
+          <w:sz w:val="21"/>
+          <w:szCs w:val="28"/>
+        </w:rPr>
       </w:pPr>
       <w:r>
+        <w:rPr>
+          <w:sz w:val="21"/>
+          <w:szCs w:val="28"/>
+        </w:rPr>
         <w:t>Supported wallet connectivity, Web3 integration and interoperability across NFT, DeFi and DAO components.</w:t>
       </w:r>
     </w:p>
@@ -634,8 +1109,16 @@
         </w:tabs>
         <w:spacing w:after="20"/>
         <w:ind w:left="720"/>
+        <w:rPr>
+          <w:sz w:val="21"/>
+          <w:szCs w:val="28"/>
+        </w:rPr>
       </w:pPr>
       <w:r>
+        <w:rPr>
+          <w:sz w:val="21"/>
+          <w:szCs w:val="28"/>
+        </w:rPr>
         <w:t>Provided blockchain technical direction and helped translate metaverse product requirements into on-chain architecture.</w:t>
       </w:r>
     </w:p>
@@ -648,24 +1131,40 @@
         </w:tabs>
         <w:spacing w:after="20"/>
         <w:ind w:left="720"/>
+        <w:rPr>
+          <w:sz w:val="21"/>
+          <w:szCs w:val="28"/>
+        </w:rPr>
       </w:pPr>
       <w:r>
+        <w:rPr>
+          <w:sz w:val="21"/>
+          <w:szCs w:val="28"/>
+        </w:rPr>
         <w:t>Contributed to architecture decisions, security analysis, testing, deployment and blockchain/application integration.</w:t>
       </w:r>
     </w:p>
     <w:p>
       <w:pPr>
         <w:spacing w:before="80" w:after="20"/>
+        <w:rPr>
+          <w:sz w:val="21"/>
+          <w:szCs w:val="28"/>
+        </w:rPr>
       </w:pPr>
       <w:r>
         <w:rPr>
           <w:b/>
+          <w:sz w:val="21"/>
+          <w:szCs w:val="28"/>
         </w:rPr>
         <w:t>Brane Enterprises Pvt. Ltd. | Senior Blockchain Developer</w:t>
       </w:r>
       <w:r>
         <w:rPr>
           <w:i/>
+          <w:sz w:val="21"/>
+          <w:szCs w:val="28"/>
         </w:rPr>
         <w:t xml:space="preserve">  Aug 2022 – Nov 2024</w:t>
       </w:r>
@@ -679,8 +1178,16 @@
         </w:tabs>
         <w:spacing w:after="20"/>
         <w:ind w:left="720"/>
+        <w:rPr>
+          <w:sz w:val="21"/>
+          <w:szCs w:val="28"/>
+        </w:rPr>
       </w:pPr>
       <w:r>
+        <w:rPr>
+          <w:sz w:val="21"/>
+          <w:szCs w:val="28"/>
+        </w:rPr>
         <w:t>Designed, developed, tested and deployed Solidity smart contracts and decentralized applications.</w:t>
       </w:r>
     </w:p>
@@ -693,8 +1200,16 @@
         </w:tabs>
         <w:spacing w:after="20"/>
         <w:ind w:left="720"/>
+        <w:rPr>
+          <w:sz w:val="21"/>
+          <w:szCs w:val="28"/>
+        </w:rPr>
       </w:pPr>
       <w:r>
+        <w:rPr>
+          <w:sz w:val="21"/>
+          <w:szCs w:val="28"/>
+        </w:rPr>
         <w:t>Worked across token infrastructure, Web3 integrations and EVM-compatible blockchain environments.</w:t>
       </w:r>
     </w:p>
@@ -707,8 +1222,16 @@
         </w:tabs>
         <w:spacing w:after="20"/>
         <w:ind w:left="720"/>
+        <w:rPr>
+          <w:sz w:val="21"/>
+          <w:szCs w:val="28"/>
+        </w:rPr>
       </w:pPr>
       <w:r>
+        <w:rPr>
+          <w:sz w:val="21"/>
+          <w:szCs w:val="28"/>
+        </w:rPr>
         <w:t>Contributed to smart-contract architecture, security reviews, vulnerability analysis and gas optimization.</w:t>
       </w:r>
     </w:p>
@@ -721,24 +1244,40 @@
         </w:tabs>
         <w:spacing w:after="20"/>
         <w:ind w:left="720"/>
+        <w:rPr>
+          <w:sz w:val="21"/>
+          <w:szCs w:val="28"/>
+        </w:rPr>
       </w:pPr>
       <w:r>
+        <w:rPr>
+          <w:sz w:val="21"/>
+          <w:szCs w:val="28"/>
+        </w:rPr>
         <w:t>Supported blockchain integrations, deployment and production troubleshooting.</w:t>
       </w:r>
     </w:p>
     <w:p>
       <w:pPr>
         <w:spacing w:before="80" w:after="20"/>
+        <w:rPr>
+          <w:sz w:val="21"/>
+          <w:szCs w:val="28"/>
+        </w:rPr>
       </w:pPr>
       <w:r>
         <w:rPr>
           <w:b/>
+          <w:sz w:val="21"/>
+          <w:szCs w:val="28"/>
         </w:rPr>
         <w:t>G Future Tech Pvt. Ltd. | Blockchain Developer</w:t>
       </w:r>
       <w:r>
         <w:rPr>
           <w:i/>
+          <w:sz w:val="21"/>
+          <w:szCs w:val="28"/>
         </w:rPr>
         <w:t xml:space="preserve">  Apr 2021 – Aug 2022</w:t>
       </w:r>
@@ -747,24 +1286,40 @@
       <w:pPr>
         <w:spacing w:after="40"/>
         <w:ind w:left="720"/>
+        <w:rPr>
+          <w:sz w:val="21"/>
+          <w:szCs w:val="28"/>
+        </w:rPr>
       </w:pPr>
       <w:r>
+        <w:rPr>
+          <w:sz w:val="21"/>
+          <w:szCs w:val="28"/>
+        </w:rPr>
         <w:t>Developed Solidity smart contracts and blockchain applications across EVM environments, supporting token functionality, Web3 integration, testing, deployment, verification and security analysis.</w:t>
       </w:r>
     </w:p>
     <w:p>
       <w:pPr>
         <w:spacing w:before="80" w:after="20"/>
+        <w:rPr>
+          <w:sz w:val="21"/>
+          <w:szCs w:val="28"/>
+        </w:rPr>
       </w:pPr>
       <w:r>
         <w:rPr>
           <w:b/>
+          <w:sz w:val="21"/>
+          <w:szCs w:val="28"/>
         </w:rPr>
         <w:t>Zeromile Research &amp; Development LLC | Blockchain Developer</w:t>
       </w:r>
       <w:r>
         <w:rPr>
           <w:i/>
+          <w:sz w:val="21"/>
+          <w:szCs w:val="28"/>
         </w:rPr>
         <w:t xml:space="preserve">  Feb 2021 – Mar 2021</w:t>
       </w:r>
@@ -773,24 +1328,40 @@
       <w:pPr>
         <w:spacing w:after="40"/>
         <w:ind w:firstLine="720"/>
+        <w:rPr>
+          <w:sz w:val="21"/>
+          <w:szCs w:val="28"/>
+        </w:rPr>
       </w:pPr>
       <w:r>
+        <w:rPr>
+          <w:sz w:val="21"/>
+          <w:szCs w:val="28"/>
+        </w:rPr>
         <w:t>Contributed to smart-contract development, decentralized application implementation, testing and blockchain integration.</w:t>
       </w:r>
     </w:p>
     <w:p>
       <w:pPr>
         <w:spacing w:before="80" w:after="20"/>
+        <w:rPr>
+          <w:sz w:val="21"/>
+          <w:szCs w:val="28"/>
+        </w:rPr>
       </w:pPr>
       <w:r>
         <w:rPr>
           <w:b/>
+          <w:sz w:val="21"/>
+          <w:szCs w:val="28"/>
         </w:rPr>
         <w:t>ThynkBlynk Technologies | Blockchain Intern</w:t>
       </w:r>
       <w:r>
         <w:rPr>
           <w:i/>
+          <w:sz w:val="21"/>
+          <w:szCs w:val="28"/>
         </w:rPr>
         <w:t xml:space="preserve">  Sep 2020 – Dec 2020</w:t>
       </w:r>
@@ -799,8 +1370,16 @@
       <w:pPr>
         <w:spacing w:after="40"/>
         <w:ind w:firstLine="720"/>
+        <w:rPr>
+          <w:sz w:val="21"/>
+          <w:szCs w:val="28"/>
+        </w:rPr>
       </w:pPr>
       <w:r>
+        <w:rPr>
+          <w:sz w:val="21"/>
+          <w:szCs w:val="28"/>
+        </w:rPr>
         <w:t>Built foundational hands-on experience in Solidity, smart contracts and decentralized application development.</w:t>
       </w:r>
     </w:p>
@@ -808,6 +1387,10 @@
       <w:pPr>
         <w:spacing w:after="40"/>
         <w:ind w:firstLine="720"/>
+        <w:rPr>
+          <w:sz w:val="21"/>
+          <w:szCs w:val="28"/>
+        </w:rPr>
       </w:pPr>
     </w:p>
     <w:p>
@@ -816,22 +1399,34 @@
           <w:bottom w:val="single" w:sz="6" w:space="3" w:color="808080"/>
         </w:pBdr>
         <w:spacing w:before="120" w:after="60"/>
+        <w:rPr>
+          <w:sz w:val="21"/>
+          <w:szCs w:val="28"/>
+        </w:rPr>
       </w:pPr>
       <w:r>
         <w:rPr>
           <w:b/>
-          <w:sz w:val="23"/>
-        </w:rPr>
+          <w:sz w:val="28"/>
+          <w:szCs w:val="28"/>
+        </w:rPr>
+        <w:lastRenderedPageBreak/>
         <w:t>SELECTED BLOCKCHAIN ARCHITECTURE &amp; PROJECTS</w:t>
       </w:r>
     </w:p>
     <w:p>
       <w:pPr>
         <w:spacing w:after="40"/>
+        <w:rPr>
+          <w:sz w:val="21"/>
+          <w:szCs w:val="28"/>
+        </w:rPr>
       </w:pPr>
       <w:r>
         <w:rPr>
           <w:b/>
+          <w:sz w:val="21"/>
+          <w:szCs w:val="28"/>
         </w:rPr>
         <w:t>RealProton — RWA / ERC-3643 Tokenization</w:t>
       </w:r>
@@ -840,18 +1435,32 @@
       <w:pPr>
         <w:spacing w:after="40"/>
         <w:ind w:left="720"/>
+        <w:rPr>
+          <w:sz w:val="21"/>
+          <w:szCs w:val="28"/>
+        </w:rPr>
       </w:pPr>
       <w:r>
+        <w:rPr>
+          <w:sz w:val="21"/>
+          <w:szCs w:val="28"/>
+        </w:rPr>
         <w:t>Compliance-oriented real-estate tokenization involving ERC-3643 concepts, identity/claims, registry and compliance controls, whitelisting, controlled transfers, Fireblocks custody architecture, security testing and Avalanche deployment.</w:t>
       </w:r>
     </w:p>
     <w:p>
       <w:pPr>
         <w:spacing w:after="40"/>
+        <w:rPr>
+          <w:sz w:val="21"/>
+          <w:szCs w:val="28"/>
+        </w:rPr>
       </w:pPr>
       <w:r>
         <w:rPr>
           <w:b/>
+          <w:sz w:val="21"/>
+          <w:szCs w:val="28"/>
         </w:rPr>
         <w:t>USDAO / HydraLend — DeFi &amp; Asset-Backed Infrastructure</w:t>
       </w:r>
@@ -860,18 +1469,32 @@
       <w:pPr>
         <w:spacing w:after="40"/>
         <w:ind w:left="720"/>
+        <w:rPr>
+          <w:sz w:val="21"/>
+          <w:szCs w:val="28"/>
+        </w:rPr>
       </w:pPr>
       <w:r>
+        <w:rPr>
+          <w:sz w:val="21"/>
+          <w:szCs w:val="28"/>
+        </w:rPr>
         <w:t>Crypto/RWA-backed financial infrastructure spanning stablecoins, collateralization, lending/borrowing, oracle integration, liquidity, liquidation/recovery and multi-collateral concepts.</w:t>
       </w:r>
     </w:p>
     <w:p>
       <w:pPr>
         <w:spacing w:after="40"/>
+        <w:rPr>
+          <w:sz w:val="21"/>
+          <w:szCs w:val="28"/>
+        </w:rPr>
       </w:pPr>
       <w:r>
         <w:rPr>
           <w:b/>
+          <w:sz w:val="21"/>
+          <w:szCs w:val="28"/>
         </w:rPr>
         <w:t>Maavatar — Blockchain-Powered Metaverse</w:t>
       </w:r>
@@ -880,18 +1503,32 @@
       <w:pPr>
         <w:spacing w:after="40"/>
         <w:ind w:left="720"/>
+        <w:rPr>
+          <w:sz w:val="21"/>
+          <w:szCs w:val="28"/>
+        </w:rPr>
       </w:pPr>
       <w:r>
+        <w:rPr>
+          <w:sz w:val="21"/>
+          <w:szCs w:val="28"/>
+        </w:rPr>
         <w:t>Blockchain infrastructure for digital identity, ERC-1155 dynamic NFTs, evolving metadata, digital assets, ownership, wallets and Web3 ecosystem interoperability.</w:t>
       </w:r>
     </w:p>
     <w:p>
       <w:pPr>
         <w:spacing w:after="40"/>
+        <w:rPr>
+          <w:sz w:val="21"/>
+          <w:szCs w:val="28"/>
+        </w:rPr>
       </w:pPr>
       <w:r>
         <w:rPr>
           <w:b/>
+          <w:sz w:val="21"/>
+          <w:szCs w:val="28"/>
         </w:rPr>
         <w:t>Decentralized Rights Management</w:t>
       </w:r>
@@ -900,18 +1537,32 @@
       <w:pPr>
         <w:spacing w:after="40"/>
         <w:ind w:left="720"/>
+        <w:rPr>
+          <w:sz w:val="21"/>
+          <w:szCs w:val="28"/>
+        </w:rPr>
       </w:pPr>
       <w:r>
+        <w:rPr>
+          <w:sz w:val="21"/>
+          <w:szCs w:val="28"/>
+        </w:rPr>
         <w:t>ERC-5218 / ERC-4907-based infrastructure supporting transferable rights, time-bound NFT rentals, leasing, revocation and IPFS metadata.</w:t>
       </w:r>
     </w:p>
     <w:p>
       <w:pPr>
         <w:spacing w:after="40"/>
+        <w:rPr>
+          <w:sz w:val="21"/>
+          <w:szCs w:val="28"/>
+        </w:rPr>
       </w:pPr>
       <w:r>
         <w:rPr>
           <w:b/>
+          <w:sz w:val="21"/>
+          <w:szCs w:val="28"/>
         </w:rPr>
         <w:t>Additional Engineering</w:t>
       </w:r>
@@ -920,8 +1571,16 @@
       <w:pPr>
         <w:spacing w:after="40"/>
         <w:ind w:left="720"/>
+        <w:rPr>
+          <w:sz w:val="21"/>
+          <w:szCs w:val="28"/>
+        </w:rPr>
       </w:pPr>
       <w:r>
+        <w:rPr>
+          <w:sz w:val="21"/>
+          <w:szCs w:val="28"/>
+        </w:rPr>
         <w:t>Ethereum NFT Marketplace · ETH-backed Stablecoin &amp; Governance · Stablecoin Staking Protocol · JSON-to-Solidity Translator &amp; Deployment System</w:t>
       </w:r>
     </w:p>
@@ -929,6 +1588,10 @@
       <w:pPr>
         <w:spacing w:after="40"/>
         <w:ind w:left="720"/>
+        <w:rPr>
+          <w:sz w:val="21"/>
+          <w:szCs w:val="28"/>
+        </w:rPr>
       </w:pPr>
     </w:p>
     <w:p>
@@ -937,11 +1600,16 @@
           <w:bottom w:val="single" w:sz="6" w:space="3" w:color="808080"/>
         </w:pBdr>
         <w:spacing w:before="120" w:after="60"/>
+        <w:rPr>
+          <w:sz w:val="21"/>
+          <w:szCs w:val="28"/>
+        </w:rPr>
       </w:pPr>
       <w:r>
         <w:rPr>
           <w:b/>
-          <w:sz w:val="23"/>
+          <w:sz w:val="28"/>
+          <w:szCs w:val="28"/>
         </w:rPr>
         <w:t>EARLIER IT EXPERIENCE</w:t>
       </w:r>
@@ -949,47 +1617,90 @@
     <w:p>
       <w:pPr>
         <w:spacing w:after="40"/>
+        <w:rPr>
+          <w:sz w:val="21"/>
+          <w:szCs w:val="28"/>
+        </w:rPr>
       </w:pPr>
       <w:r>
+        <w:rPr>
+          <w:sz w:val="21"/>
+          <w:szCs w:val="28"/>
+        </w:rPr>
         <w:t>MAPS Investments FZ LLC, Dubai — IT Support Engineer | Dec 2014 – Apr 2015</w:t>
       </w:r>
     </w:p>
     <w:p>
       <w:pPr>
         <w:spacing w:after="40"/>
+        <w:rPr>
+          <w:sz w:val="21"/>
+          <w:szCs w:val="28"/>
+        </w:rPr>
       </w:pPr>
       <w:r>
+        <w:rPr>
+          <w:sz w:val="21"/>
+          <w:szCs w:val="28"/>
+        </w:rPr>
         <w:t>Octagon International, Dubai — IT Support Engineer | Jan 2014 – Nov 2014</w:t>
       </w:r>
     </w:p>
     <w:p>
       <w:pPr>
         <w:spacing w:after="40"/>
+        <w:rPr>
+          <w:sz w:val="21"/>
+          <w:szCs w:val="28"/>
+        </w:rPr>
       </w:pPr>
       <w:r>
+        <w:rPr>
+          <w:sz w:val="21"/>
+          <w:szCs w:val="28"/>
+        </w:rPr>
         <w:t>Diodes IT Services, Dubai — Software Testing Engineer | Dec 2012 – Dec 2013</w:t>
       </w:r>
     </w:p>
     <w:p>
       <w:pPr>
         <w:spacing w:after="40"/>
+        <w:rPr>
+          <w:sz w:val="21"/>
+          <w:szCs w:val="28"/>
+        </w:rPr>
       </w:pPr>
       <w:r>
+        <w:rPr>
+          <w:sz w:val="21"/>
+          <w:szCs w:val="28"/>
+        </w:rPr>
         <w:t>Infosys Limited, Hyderabad — Software Testing Engineer | Jul 2008 – Sep 2011</w:t>
       </w:r>
     </w:p>
     <w:p>
       <w:pPr>
         <w:spacing w:after="40"/>
+        <w:rPr>
+          <w:sz w:val="21"/>
+          <w:szCs w:val="28"/>
+        </w:rPr>
       </w:pPr>
       <w:r>
-        <w:lastRenderedPageBreak/>
+        <w:rPr>
+          <w:sz w:val="21"/>
+          <w:szCs w:val="28"/>
+        </w:rPr>
         <w:t>At Infosys, worked across enterprise software testing, UAT, process-data validation and CMMI Level 5-oriented quality processes. Received a Unit Level Outstanding Performance Award for contributions to knowledge management, training, tools and employee engagement.</w:t>
       </w:r>
     </w:p>
     <w:p>
       <w:pPr>
         <w:spacing w:after="40"/>
+        <w:rPr>
+          <w:sz w:val="21"/>
+          <w:szCs w:val="28"/>
+        </w:rPr>
       </w:pPr>
     </w:p>
     <w:p>
@@ -998,11 +1709,16 @@
           <w:bottom w:val="single" w:sz="6" w:space="3" w:color="808080"/>
         </w:pBdr>
         <w:spacing w:before="120" w:after="60"/>
+        <w:rPr>
+          <w:sz w:val="21"/>
+          <w:szCs w:val="28"/>
+        </w:rPr>
       </w:pPr>
       <w:r>
         <w:rPr>
           <w:b/>
-          <w:sz w:val="23"/>
+          <w:sz w:val="28"/>
+          <w:szCs w:val="28"/>
         </w:rPr>
         <w:t>EDUCATION &amp; CONTINUOUS LEARNING</w:t>
       </w:r>
@@ -1010,38 +1726,74 @@
     <w:p>
       <w:pPr>
         <w:spacing w:after="40"/>
+        <w:rPr>
+          <w:sz w:val="21"/>
+          <w:szCs w:val="28"/>
+        </w:rPr>
       </w:pPr>
       <w:r>
+        <w:rPr>
+          <w:sz w:val="21"/>
+          <w:szCs w:val="28"/>
+        </w:rPr>
         <w:t>Quantum Computing — Ongoing Study | Indian Institute of Science (IISc), Bengaluru</w:t>
       </w:r>
     </w:p>
     <w:p>
       <w:pPr>
         <w:spacing w:after="40"/>
+        <w:rPr>
+          <w:sz w:val="21"/>
+          <w:szCs w:val="28"/>
+        </w:rPr>
       </w:pPr>
       <w:r>
+        <w:rPr>
+          <w:sz w:val="21"/>
+          <w:szCs w:val="28"/>
+        </w:rPr>
         <w:t>PG Diploma in Software Development — Blockchain Specialization | IIIT Bangalore &amp; upGrad | 2019 – 2020</w:t>
       </w:r>
     </w:p>
     <w:p>
       <w:pPr>
         <w:spacing w:after="40"/>
+        <w:rPr>
+          <w:sz w:val="21"/>
+          <w:szCs w:val="28"/>
+        </w:rPr>
       </w:pPr>
       <w:r>
+        <w:rPr>
+          <w:sz w:val="21"/>
+          <w:szCs w:val="28"/>
+        </w:rPr>
         <w:t>PG Diploma in Management | Indira Gandhi National Open University | 2009 – 2012</w:t>
       </w:r>
     </w:p>
     <w:p>
       <w:pPr>
         <w:spacing w:after="40"/>
+        <w:rPr>
+          <w:sz w:val="21"/>
+          <w:szCs w:val="28"/>
+        </w:rPr>
       </w:pPr>
       <w:r>
+        <w:rPr>
+          <w:sz w:val="21"/>
+          <w:szCs w:val="28"/>
+        </w:rPr>
         <w:t>B.Sc. — Mathematics, Physics &amp; Electronics | Osmania University | 2005 – 2008</w:t>
       </w:r>
     </w:p>
     <w:p>
       <w:pPr>
         <w:spacing w:after="40"/>
+        <w:rPr>
+          <w:sz w:val="21"/>
+          <w:szCs w:val="28"/>
+        </w:rPr>
       </w:pPr>
     </w:p>
     <w:p>
@@ -1050,11 +1802,16 @@
           <w:bottom w:val="single" w:sz="6" w:space="3" w:color="808080"/>
         </w:pBdr>
         <w:spacing w:before="120" w:after="60"/>
+        <w:rPr>
+          <w:sz w:val="21"/>
+          <w:szCs w:val="28"/>
+        </w:rPr>
       </w:pPr>
       <w:r>
         <w:rPr>
           <w:b/>
-          <w:sz w:val="23"/>
+          <w:sz w:val="28"/>
+          <w:szCs w:val="28"/>
         </w:rPr>
         <w:t>PROFESSIONAL DEVELOPMENT</w:t>
       </w:r>
@@ -1062,8 +1819,16 @@
     <w:p>
       <w:pPr>
         <w:spacing w:after="40"/>
+        <w:rPr>
+          <w:sz w:val="21"/>
+          <w:szCs w:val="28"/>
+        </w:rPr>
       </w:pPr>
       <w:r>
+        <w:rPr>
+          <w:sz w:val="21"/>
+          <w:szCs w:val="28"/>
+        </w:rPr>
         <w:t>DeFi Primitives — Coursera · Understanding Blockchain Technology — Udemy · Hyperledger Fabric v2 Bootcamp — Chainstack · Blockchain Technology &amp; Applications — Dr. M.G.R. Educational and Research Institute · Blockchain/Smart Cities Webinar — IEEE Computer Society Kerala Chapter</w:t>
       </w:r>
     </w:p>
@@ -12729,6 +13494,41 @@
       <w:color w:val="813B5F"/>
     </w:rPr>
   </w:style>
+  <w:style w:type="character" w:styleId="Hyperlink">
+    <w:name w:val="Hyperlink"/>
+    <w:basedOn w:val="DefaultParagraphFont"/>
+    <w:uiPriority w:val="99"/>
+    <w:unhideWhenUsed/>
+    <w:rsid w:val="00B94B98"/>
+    <w:rPr>
+      <w:color w:val="0000FF" w:themeColor="hyperlink"/>
+      <w:u w:val="single"/>
+    </w:rPr>
+  </w:style>
+  <w:style w:type="character" w:styleId="UnresolvedMention">
+    <w:name w:val="Unresolved Mention"/>
+    <w:basedOn w:val="DefaultParagraphFont"/>
+    <w:uiPriority w:val="99"/>
+    <w:semiHidden/>
+    <w:unhideWhenUsed/>
+    <w:rsid w:val="00B94B98"/>
+    <w:rPr>
+      <w:color w:val="605E5C"/>
+      <w:shd w:val="clear" w:color="auto" w:fill="E1DFDD"/>
+    </w:rPr>
+  </w:style>
+  <w:style w:type="character" w:styleId="FollowedHyperlink">
+    <w:name w:val="FollowedHyperlink"/>
+    <w:basedOn w:val="DefaultParagraphFont"/>
+    <w:uiPriority w:val="99"/>
+    <w:semiHidden/>
+    <w:unhideWhenUsed/>
+    <w:rsid w:val="00B94B98"/>
+    <w:rPr>
+      <w:color w:val="800080" w:themeColor="followedHyperlink"/>
+      <w:u w:val="single"/>
+    </w:rPr>
+  </w:style>
 </w:styles>
 </file>
 

--- a/resume/Sunanda_Vempati_Resume.docx
+++ b/resume/Sunanda_Vempati_Resume.docx
@@ -15,23 +15,7 @@
           <w:color w:val="1F497D" w:themeColor="text2"/>
           <w:sz w:val="38"/>
         </w:rPr>
-        <w:t>SUNANDA</w:t>
-      </w:r>
-      <w:r>
-        <w:rPr>
-          <w:b/>
-          <w:color w:val="1F497D" w:themeColor="text2"/>
-          <w:sz w:val="38"/>
-        </w:rPr>
-        <w:t xml:space="preserve"> </w:t>
-      </w:r>
-      <w:r>
-        <w:rPr>
-          <w:b/>
-          <w:color w:val="1F497D" w:themeColor="text2"/>
-          <w:sz w:val="38"/>
-        </w:rPr>
-        <w:t>VEMPATI</w:t>
+        <w:t>SUNANDA VEMPATI</w:t>
       </w:r>
     </w:p>
     <w:p>
@@ -57,77 +41,17 @@
           <w:color w:val="000000" w:themeColor="text1"/>
         </w:rPr>
       </w:pPr>
-      <w:r>
-        <w:rPr>
-          <w:rStyle w:val="s2"/>
-          <w:color w:val="000000" w:themeColor="text1"/>
-          <w:sz w:val="28"/>
-          <w:szCs w:val="28"/>
-        </w:rPr>
-        <w:fldChar w:fldCharType="begin"/>
-      </w:r>
-      <w:r>
-        <w:rPr>
-          <w:rStyle w:val="s2"/>
-          <w:color w:val="000000" w:themeColor="text1"/>
-          <w:sz w:val="28"/>
-          <w:szCs w:val="28"/>
-        </w:rPr>
-        <w:instrText>HYPERLINK "http://su.vempati@gmail.com"</w:instrText>
-      </w:r>
-      <w:r>
-        <w:rPr>
-          <w:rStyle w:val="s2"/>
-          <w:color w:val="000000" w:themeColor="text1"/>
-          <w:sz w:val="28"/>
-          <w:szCs w:val="28"/>
-        </w:rPr>
-      </w:r>
-      <w:r>
-        <w:rPr>
-          <w:rStyle w:val="s2"/>
-          <w:color w:val="000000" w:themeColor="text1"/>
-          <w:sz w:val="28"/>
-          <w:szCs w:val="28"/>
-        </w:rPr>
-        <w:fldChar w:fldCharType="separate"/>
-      </w:r>
-      <w:r>
-        <w:rPr>
-          <w:rStyle w:val="Hyperlink"/>
-          <w:color w:val="000000" w:themeColor="text1"/>
-          <w:sz w:val="28"/>
-          <w:szCs w:val="28"/>
-        </w:rPr>
-        <w:t>su.vempati@gmail.c</w:t>
-      </w:r>
-      <w:r>
-        <w:rPr>
-          <w:rStyle w:val="Hyperlink"/>
-          <w:color w:val="000000" w:themeColor="text1"/>
-          <w:sz w:val="28"/>
-          <w:szCs w:val="28"/>
-        </w:rPr>
-        <w:t>o</w:t>
-      </w:r>
-      <w:r>
-        <w:rPr>
-          <w:rStyle w:val="Hyperlink"/>
-          <w:color w:val="000000" w:themeColor="text1"/>
-          <w:sz w:val="28"/>
-          <w:szCs w:val="28"/>
-        </w:rPr>
-        <w:t>m</w:t>
-      </w:r>
-      <w:r>
-        <w:rPr>
-          <w:rStyle w:val="s2"/>
-          <w:color w:val="000000" w:themeColor="text1"/>
-          <w:sz w:val="28"/>
-          <w:szCs w:val="28"/>
-        </w:rPr>
-        <w:fldChar w:fldCharType="end"/>
-      </w:r>
+      <w:hyperlink r:id="rId6" w:history="1">
+        <w:r>
+          <w:rPr>
+            <w:rStyle w:val="Hyperlink"/>
+            <w:color w:val="000000" w:themeColor="text1"/>
+            <w:sz w:val="28"/>
+            <w:szCs w:val="28"/>
+          </w:rPr>
+          <w:t>su.vempati@gmail.com</w:t>
+        </w:r>
+      </w:hyperlink>
       <w:r>
         <w:rPr>
           <w:color w:val="000000" w:themeColor="text1"/>
@@ -149,7 +73,7 @@
         </w:rPr>
         <w:t xml:space="preserve"> </w:t>
       </w:r>
-      <w:hyperlink r:id="rId6" w:history="1">
+      <w:hyperlink r:id="rId7" w:history="1">
         <w:r>
           <w:rPr>
             <w:rStyle w:val="Hyperlink"/>
@@ -168,44 +92,6 @@
         </w:rPr>
         <w:t xml:space="preserve"> | </w:t>
       </w:r>
-      <w:hyperlink r:id="rId7" w:history="1">
-        <w:r>
-          <w:rPr>
-            <w:rStyle w:val="Hyperlink"/>
-            <w:color w:val="000000" w:themeColor="text1"/>
-            <w:sz w:val="24"/>
-            <w:szCs w:val="24"/>
-          </w:rPr>
-          <w:t>Linked</w:t>
-        </w:r>
-        <w:r>
-          <w:rPr>
-            <w:rStyle w:val="Hyperlink"/>
-            <w:color w:val="000000" w:themeColor="text1"/>
-            <w:sz w:val="24"/>
-            <w:szCs w:val="24"/>
-          </w:rPr>
-          <w:t>I</w:t>
-        </w:r>
-        <w:r>
-          <w:rPr>
-            <w:rStyle w:val="Hyperlink"/>
-            <w:color w:val="000000" w:themeColor="text1"/>
-            <w:sz w:val="24"/>
-            <w:szCs w:val="24"/>
-          </w:rPr>
-          <w:t>n</w:t>
-        </w:r>
-      </w:hyperlink>
-      <w:r>
-        <w:rPr>
-          <w:rStyle w:val="s2"/>
-          <w:color w:val="000000" w:themeColor="text1"/>
-          <w:sz w:val="24"/>
-          <w:szCs w:val="24"/>
-        </w:rPr>
-        <w:t xml:space="preserve">| </w:t>
-      </w:r>
       <w:hyperlink r:id="rId8" w:history="1">
         <w:r>
           <w:rPr>
@@ -214,8 +100,19 @@
             <w:sz w:val="24"/>
             <w:szCs w:val="24"/>
           </w:rPr>
-          <w:t>Portfoli</w:t>
+          <w:t>LinkedIn</w:t>
         </w:r>
+      </w:hyperlink>
+      <w:r>
+        <w:rPr>
+          <w:rStyle w:val="s2"/>
+          <w:color w:val="000000" w:themeColor="text1"/>
+          <w:sz w:val="24"/>
+          <w:szCs w:val="24"/>
+        </w:rPr>
+        <w:t xml:space="preserve">| </w:t>
+      </w:r>
+      <w:hyperlink r:id="rId9" w:history="1">
         <w:r>
           <w:rPr>
             <w:rStyle w:val="Hyperlink"/>
@@ -223,7 +120,7 @@
             <w:sz w:val="24"/>
             <w:szCs w:val="24"/>
           </w:rPr>
-          <w:t>o</w:t>
+          <w:t>Portfolio</w:t>
         </w:r>
       </w:hyperlink>
     </w:p>
@@ -545,16 +442,7 @@
           <w:sz w:val="21"/>
           <w:szCs w:val="28"/>
         </w:rPr>
-        <w:t xml:space="preserve">Blockchain </w:t>
-      </w:r>
-      <w:proofErr w:type="gramStart"/>
-      <w:r>
-        <w:rPr>
-          <w:b/>
-          <w:sz w:val="21"/>
-          <w:szCs w:val="28"/>
-        </w:rPr>
-        <w:t>Consultant</w:t>
+        <w:t>Blockchain Consultant Freelancer</w:t>
       </w:r>
       <w:r>
         <w:rPr>
@@ -562,16 +450,7 @@
           <w:sz w:val="21"/>
           <w:szCs w:val="28"/>
         </w:rPr>
-        <w:t xml:space="preserve">  May</w:t>
-      </w:r>
-      <w:proofErr w:type="gramEnd"/>
-      <w:r>
-        <w:rPr>
-          <w:i/>
-          <w:sz w:val="21"/>
-          <w:szCs w:val="28"/>
-        </w:rPr>
-        <w:t xml:space="preserve"> 2026 – Present</w:t>
+        <w:t xml:space="preserve"> May 2026 – Present</w:t>
       </w:r>
     </w:p>
     <w:p>
@@ -738,7 +617,7 @@
           <w:sz w:val="21"/>
           <w:szCs w:val="28"/>
         </w:rPr>
-        <w:t>G Future Tech | Lead Blockchain Developer</w:t>
+        <w:t>Maavatar | Smart Contract / Web3 Manager / Blockchain SME</w:t>
       </w:r>
       <w:r>
         <w:rPr>
@@ -746,7 +625,7 @@
           <w:sz w:val="21"/>
           <w:szCs w:val="28"/>
         </w:rPr>
-        <w:t xml:space="preserve">  Oct 2024 – Jul 2026</w:t>
+        <w:t xml:space="preserve">  Dec 2024 – Feb 2026</w:t>
       </w:r>
     </w:p>
     <w:p>
@@ -763,24 +642,7 @@
           <w:szCs w:val="28"/>
         </w:rPr>
         <w:lastRenderedPageBreak/>
-        <w:t>Worked on crypto-backed and RWA-backed financial ecosystems, combining smart-contract engineering with protocol architecture, governance, DeFi and blockchain SME responsibilities.</w:t>
-      </w:r>
-    </w:p>
-    <w:p>
-      <w:pPr>
-        <w:spacing w:after="40"/>
-        <w:rPr>
-          <w:sz w:val="21"/>
-          <w:szCs w:val="28"/>
-        </w:rPr>
-      </w:pPr>
-      <w:r>
-        <w:rPr>
-          <w:b/>
-          <w:sz w:val="21"/>
-          <w:szCs w:val="28"/>
-        </w:rPr>
-        <w:t>REAL Governance</w:t>
+        <w:t>Core blockchain SME and technical contributor to the development of a blockchain-powered metaverse ecosystem supporting digital identity, assets, NFTs, ownership and Web3 interactions.</w:t>
       </w:r>
     </w:p>
     <w:p>
@@ -802,7 +664,7 @@
           <w:sz w:val="21"/>
           <w:szCs w:val="28"/>
         </w:rPr>
-        <w:t>Contributed to smart-contract and protocol infrastructure for blockchain-based governance and on-chain execution.</w:t>
+        <w:t>Designed and developed Solidity smart contracts and ERC-1155 dynamic NFT infrastructure.</w:t>
       </w:r>
     </w:p>
     <w:p>
@@ -824,24 +686,7 @@
           <w:sz w:val="21"/>
           <w:szCs w:val="28"/>
         </w:rPr>
-        <w:t>Worked across governance mechanisms, protocol logic, testing, security and deployment workflows.</w:t>
-      </w:r>
-    </w:p>
-    <w:p>
-      <w:pPr>
-        <w:spacing w:after="40"/>
-        <w:rPr>
-          <w:sz w:val="21"/>
-          <w:szCs w:val="28"/>
-        </w:rPr>
-      </w:pPr>
-      <w:r>
-        <w:rPr>
-          <w:b/>
-          <w:sz w:val="21"/>
-          <w:szCs w:val="28"/>
-        </w:rPr>
-        <w:t>USDAO</w:t>
+        <w:t>Worked on mutable metadata, evolving digital identities, NFT tiers and digital asset ownership.</w:t>
       </w:r>
     </w:p>
     <w:p>
@@ -863,7 +708,7 @@
           <w:sz w:val="21"/>
           <w:szCs w:val="28"/>
         </w:rPr>
-        <w:t>Contributed to crypto-backed and RWA-backed financial infrastructure, including stablecoin and DeFi mechanisms.</w:t>
+        <w:t>Supported wallet connectivity, Web3 integration and interoperability across NFT, DeFi and DAO components.</w:t>
       </w:r>
     </w:p>
     <w:p>
@@ -885,7 +730,7 @@
           <w:sz w:val="21"/>
           <w:szCs w:val="28"/>
         </w:rPr>
-        <w:t>Worked across collateralization, lending/borrowing, liquidity, governance, oracle integration and liquidation/recovery mechanisms.</w:t>
+        <w:t>Provided blockchain technical direction and helped translate metaverse product requirements into on-chain architecture.</w:t>
       </w:r>
     </w:p>
     <w:p>
@@ -907,11 +752,36 @@
           <w:sz w:val="21"/>
           <w:szCs w:val="28"/>
         </w:rPr>
-        <w:t>Contributed to smart-contract architecture, protocol development, security analysis and deployment.</w:t>
+        <w:t>Contributed to architecture decisions, security analysis, testing, deployment and blockchain/application integration.</w:t>
       </w:r>
     </w:p>
     <w:p>
       <w:pPr>
+        <w:spacing w:before="80" w:after="20"/>
+        <w:rPr>
+          <w:sz w:val="21"/>
+          <w:szCs w:val="28"/>
+        </w:rPr>
+      </w:pPr>
+      <w:r>
+        <w:rPr>
+          <w:b/>
+          <w:sz w:val="21"/>
+          <w:szCs w:val="28"/>
+        </w:rPr>
+        <w:t>G Future Tech | Lead Blockchain Developer</w:t>
+      </w:r>
+      <w:r>
+        <w:rPr>
+          <w:i/>
+          <w:sz w:val="21"/>
+          <w:szCs w:val="28"/>
+        </w:rPr>
+        <w:t xml:space="preserve">  Consultant Freelancer</w:t>
+      </w:r>
+    </w:p>
+    <w:p>
+      <w:pPr>
         <w:spacing w:after="40"/>
         <w:rPr>
           <w:sz w:val="21"/>
@@ -920,11 +790,27 @@
       </w:pPr>
       <w:r>
         <w:rPr>
+          <w:sz w:val="21"/>
+          <w:szCs w:val="28"/>
+        </w:rPr>
+        <w:t>Worked on crypto-backed and RWA-backed financial ecosystems, combining smart-contract engineering with protocol architecture, governance, DeFi and blockchain SME responsibilities.</w:t>
+      </w:r>
+    </w:p>
+    <w:p>
+      <w:pPr>
+        <w:spacing w:after="40"/>
+        <w:rPr>
+          <w:sz w:val="21"/>
+          <w:szCs w:val="28"/>
+        </w:rPr>
+      </w:pPr>
+      <w:r>
+        <w:rPr>
           <w:b/>
           <w:sz w:val="21"/>
           <w:szCs w:val="28"/>
         </w:rPr>
-        <w:t>Technical Leadership</w:t>
+        <w:t>REAL Governance</w:t>
       </w:r>
     </w:p>
     <w:p>
@@ -946,7 +832,7 @@
           <w:sz w:val="21"/>
           <w:szCs w:val="28"/>
         </w:rPr>
-        <w:t>Provided blockchain SME expertise and technical guidance across architecture and implementation decisions.</w:t>
+        <w:t>Contributed to smart-contract and protocol infrastructure for blockchain-based governance and on-chain execution.</w:t>
       </w:r>
     </w:p>
     <w:p>
@@ -968,7 +854,24 @@
           <w:sz w:val="21"/>
           <w:szCs w:val="28"/>
         </w:rPr>
-        <w:t>Translated product requirements into blockchain solutions and collaborated with engineering/product stakeholders.</w:t>
+        <w:t>Worked across governance mechanisms, protocol logic, testing, security and deployment workflows.</w:t>
+      </w:r>
+    </w:p>
+    <w:p>
+      <w:pPr>
+        <w:spacing w:after="40"/>
+        <w:rPr>
+          <w:sz w:val="21"/>
+          <w:szCs w:val="28"/>
+        </w:rPr>
+      </w:pPr>
+      <w:r>
+        <w:rPr>
+          <w:b/>
+          <w:sz w:val="21"/>
+          <w:szCs w:val="28"/>
+        </w:rPr>
+        <w:t>USDAO</w:t>
       </w:r>
     </w:p>
     <w:p>
@@ -990,48 +893,7 @@
           <w:sz w:val="21"/>
           <w:szCs w:val="28"/>
         </w:rPr>
-        <w:t>Supported testing, security reviews, audit preparation and production-oriented deployment.</w:t>
-      </w:r>
-    </w:p>
-    <w:p>
-      <w:pPr>
-        <w:spacing w:before="80" w:after="20"/>
-        <w:rPr>
-          <w:sz w:val="21"/>
-          <w:szCs w:val="28"/>
-        </w:rPr>
-      </w:pPr>
-      <w:r>
-        <w:rPr>
-          <w:b/>
-          <w:sz w:val="21"/>
-          <w:szCs w:val="28"/>
-        </w:rPr>
-        <w:t>Maavatar | Smart Contract Manager / Blockchain SME (consultant)</w:t>
-      </w:r>
-      <w:r>
-        <w:rPr>
-          <w:i/>
-          <w:sz w:val="21"/>
-          <w:szCs w:val="28"/>
-        </w:rPr>
-        <w:t xml:space="preserve">  Dec 2024 – Feb 2026</w:t>
-      </w:r>
-    </w:p>
-    <w:p>
-      <w:pPr>
-        <w:spacing w:after="40"/>
-        <w:rPr>
-          <w:sz w:val="21"/>
-          <w:szCs w:val="28"/>
-        </w:rPr>
-      </w:pPr>
-      <w:r>
-        <w:rPr>
-          <w:sz w:val="21"/>
-          <w:szCs w:val="28"/>
-        </w:rPr>
-        <w:t>Core blockchain SME and technical contributor to the development of a blockchain-powered metaverse ecosystem supporting digital identity, assets, NFTs, ownership and Web3 interactions.</w:t>
+        <w:t>Contributed to crypto-backed and RWA-backed financial infrastructure, including stablecoin and DeFi mechanisms.</w:t>
       </w:r>
     </w:p>
     <w:p>
@@ -1053,7 +915,7 @@
           <w:sz w:val="21"/>
           <w:szCs w:val="28"/>
         </w:rPr>
-        <w:t>Designed and developed Solidity smart contracts and ERC-1155 dynamic NFT infrastructure.</w:t>
+        <w:t>Worked across collateralization, lending/borrowing, liquidity, governance, oracle integration and liquidation/recovery mechanisms.</w:t>
       </w:r>
     </w:p>
     <w:p>
@@ -1075,7 +937,24 @@
           <w:sz w:val="21"/>
           <w:szCs w:val="28"/>
         </w:rPr>
-        <w:t>Worked on mutable metadata, evolving digital identities, NFT tiers and digital asset ownership.</w:t>
+        <w:t>Contributed to smart-contract architecture, protocol development, security analysis and deployment.</w:t>
+      </w:r>
+    </w:p>
+    <w:p>
+      <w:pPr>
+        <w:spacing w:after="40"/>
+        <w:rPr>
+          <w:sz w:val="21"/>
+          <w:szCs w:val="28"/>
+        </w:rPr>
+      </w:pPr>
+      <w:r>
+        <w:rPr>
+          <w:b/>
+          <w:sz w:val="21"/>
+          <w:szCs w:val="28"/>
+        </w:rPr>
+        <w:t>Technical Leadership</w:t>
       </w:r>
     </w:p>
     <w:p>
@@ -1097,7 +976,7 @@
           <w:sz w:val="21"/>
           <w:szCs w:val="28"/>
         </w:rPr>
-        <w:t>Supported wallet connectivity, Web3 integration and interoperability across NFT, DeFi and DAO components.</w:t>
+        <w:t>Provided blockchain SME expertise and technical guidance across architecture and implementation decisions.</w:t>
       </w:r>
     </w:p>
     <w:p>
@@ -1119,7 +998,7 @@
           <w:sz w:val="21"/>
           <w:szCs w:val="28"/>
         </w:rPr>
-        <w:t>Provided blockchain technical direction and helped translate metaverse product requirements into on-chain architecture.</w:t>
+        <w:t>Translated product requirements into blockchain solutions and collaborated with engineering/product stakeholders.</w:t>
       </w:r>
     </w:p>
     <w:p>
@@ -1141,7 +1020,7 @@
           <w:sz w:val="21"/>
           <w:szCs w:val="28"/>
         </w:rPr>
-        <w:t>Contributed to architecture decisions, security analysis, testing, deployment and blockchain/application integration.</w:t>
+        <w:t>Supported testing, security reviews, audit preparation and production-oriented deployment.</w:t>
       </w:r>
     </w:p>
     <w:p>

--- a/resume/Sunanda_Vempati_Resume.docx
+++ b/resume/Sunanda_Vempati_Resume.docx
@@ -15,7 +15,23 @@
           <w:color w:val="1F497D" w:themeColor="text2"/>
           <w:sz w:val="38"/>
         </w:rPr>
-        <w:t>SUNANDA VEMPATI</w:t>
+        <w:t>SUNANDA</w:t>
+      </w:r>
+      <w:r>
+        <w:rPr>
+          <w:b/>
+          <w:color w:val="1F497D" w:themeColor="text2"/>
+          <w:sz w:val="38"/>
+        </w:rPr>
+        <w:t xml:space="preserve"> </w:t>
+      </w:r>
+      <w:r>
+        <w:rPr>
+          <w:b/>
+          <w:color w:val="1F497D" w:themeColor="text2"/>
+          <w:sz w:val="38"/>
+        </w:rPr>
+        <w:t>VEMPATI</w:t>
       </w:r>
     </w:p>
     <w:p>
@@ -41,17 +57,77 @@
           <w:color w:val="000000" w:themeColor="text1"/>
         </w:rPr>
       </w:pPr>
-      <w:hyperlink r:id="rId6" w:history="1">
-        <w:r>
-          <w:rPr>
-            <w:rStyle w:val="Hyperlink"/>
-            <w:color w:val="000000" w:themeColor="text1"/>
-            <w:sz w:val="28"/>
-            <w:szCs w:val="28"/>
-          </w:rPr>
-          <w:t>su.vempati@gmail.com</w:t>
-        </w:r>
-      </w:hyperlink>
+      <w:r>
+        <w:rPr>
+          <w:rStyle w:val="s2"/>
+          <w:color w:val="000000" w:themeColor="text1"/>
+          <w:sz w:val="28"/>
+          <w:szCs w:val="28"/>
+        </w:rPr>
+        <w:fldChar w:fldCharType="begin"/>
+      </w:r>
+      <w:r>
+        <w:rPr>
+          <w:rStyle w:val="s2"/>
+          <w:color w:val="000000" w:themeColor="text1"/>
+          <w:sz w:val="28"/>
+          <w:szCs w:val="28"/>
+        </w:rPr>
+        <w:instrText>HYPERLINK "http://su.vempati@gmail.com"</w:instrText>
+      </w:r>
+      <w:r>
+        <w:rPr>
+          <w:rStyle w:val="s2"/>
+          <w:color w:val="000000" w:themeColor="text1"/>
+          <w:sz w:val="28"/>
+          <w:szCs w:val="28"/>
+        </w:rPr>
+      </w:r>
+      <w:r>
+        <w:rPr>
+          <w:rStyle w:val="s2"/>
+          <w:color w:val="000000" w:themeColor="text1"/>
+          <w:sz w:val="28"/>
+          <w:szCs w:val="28"/>
+        </w:rPr>
+        <w:fldChar w:fldCharType="separate"/>
+      </w:r>
+      <w:r>
+        <w:rPr>
+          <w:rStyle w:val="Hyperlink"/>
+          <w:color w:val="000000" w:themeColor="text1"/>
+          <w:sz w:val="28"/>
+          <w:szCs w:val="28"/>
+        </w:rPr>
+        <w:t>su.vempati@gmail.c</w:t>
+      </w:r>
+      <w:r>
+        <w:rPr>
+          <w:rStyle w:val="Hyperlink"/>
+          <w:color w:val="000000" w:themeColor="text1"/>
+          <w:sz w:val="28"/>
+          <w:szCs w:val="28"/>
+        </w:rPr>
+        <w:t>o</w:t>
+      </w:r>
+      <w:r>
+        <w:rPr>
+          <w:rStyle w:val="Hyperlink"/>
+          <w:color w:val="000000" w:themeColor="text1"/>
+          <w:sz w:val="28"/>
+          <w:szCs w:val="28"/>
+        </w:rPr>
+        <w:t>m</w:t>
+      </w:r>
+      <w:r>
+        <w:rPr>
+          <w:rStyle w:val="s2"/>
+          <w:color w:val="000000" w:themeColor="text1"/>
+          <w:sz w:val="28"/>
+          <w:szCs w:val="28"/>
+        </w:rPr>
+        <w:fldChar w:fldCharType="end"/>
+      </w:r>
       <w:r>
         <w:rPr>
           <w:color w:val="000000" w:themeColor="text1"/>
@@ -73,7 +149,7 @@
         </w:rPr>
         <w:t xml:space="preserve"> </w:t>
       </w:r>
-      <w:hyperlink r:id="rId7" w:history="1">
+      <w:hyperlink r:id="rId6" w:history="1">
         <w:r>
           <w:rPr>
             <w:rStyle w:val="Hyperlink"/>
@@ -92,6 +168,44 @@
         </w:rPr>
         <w:t xml:space="preserve"> | </w:t>
       </w:r>
+      <w:hyperlink r:id="rId7" w:history="1">
+        <w:r>
+          <w:rPr>
+            <w:rStyle w:val="Hyperlink"/>
+            <w:color w:val="000000" w:themeColor="text1"/>
+            <w:sz w:val="24"/>
+            <w:szCs w:val="24"/>
+          </w:rPr>
+          <w:t>Linked</w:t>
+        </w:r>
+        <w:r>
+          <w:rPr>
+            <w:rStyle w:val="Hyperlink"/>
+            <w:color w:val="000000" w:themeColor="text1"/>
+            <w:sz w:val="24"/>
+            <w:szCs w:val="24"/>
+          </w:rPr>
+          <w:t>I</w:t>
+        </w:r>
+        <w:r>
+          <w:rPr>
+            <w:rStyle w:val="Hyperlink"/>
+            <w:color w:val="000000" w:themeColor="text1"/>
+            <w:sz w:val="24"/>
+            <w:szCs w:val="24"/>
+          </w:rPr>
+          <w:t>n</w:t>
+        </w:r>
+      </w:hyperlink>
+      <w:r>
+        <w:rPr>
+          <w:rStyle w:val="s2"/>
+          <w:color w:val="000000" w:themeColor="text1"/>
+          <w:sz w:val="24"/>
+          <w:szCs w:val="24"/>
+        </w:rPr>
+        <w:t xml:space="preserve">| </w:t>
+      </w:r>
       <w:hyperlink r:id="rId8" w:history="1">
         <w:r>
           <w:rPr>
@@ -100,19 +214,8 @@
             <w:sz w:val="24"/>
             <w:szCs w:val="24"/>
           </w:rPr>
-          <w:t>LinkedIn</w:t>
+          <w:t>Portfoli</w:t>
         </w:r>
-      </w:hyperlink>
-      <w:r>
-        <w:rPr>
-          <w:rStyle w:val="s2"/>
-          <w:color w:val="000000" w:themeColor="text1"/>
-          <w:sz w:val="24"/>
-          <w:szCs w:val="24"/>
-        </w:rPr>
-        <w:t xml:space="preserve">| </w:t>
-      </w:r>
-      <w:hyperlink r:id="rId9" w:history="1">
         <w:r>
           <w:rPr>
             <w:rStyle w:val="Hyperlink"/>
@@ -120,7 +223,7 @@
             <w:sz w:val="24"/>
             <w:szCs w:val="24"/>
           </w:rPr>
-          <w:t>Portfolio</w:t>
+          <w:t>o</w:t>
         </w:r>
       </w:hyperlink>
     </w:p>
@@ -410,47 +513,37 @@
           <w:szCs w:val="28"/>
         </w:rPr>
       </w:pPr>
-      <w:proofErr w:type="spellStart"/>
       <w:r>
         <w:rPr>
           <w:b/>
           <w:sz w:val="21"/>
           <w:szCs w:val="28"/>
         </w:rPr>
-        <w:t>AppMindsGlobal</w:t>
-      </w:r>
-      <w:proofErr w:type="spellEnd"/>
-      <w:r>
-        <w:rPr>
-          <w:b/>
-          <w:sz w:val="21"/>
-          <w:szCs w:val="28"/>
-        </w:rPr>
-        <w:t xml:space="preserve"> | </w:t>
+        <w:t>Maavatar | Smart Contract Manager / Blockchain SME (Full-time)</w:t>
       </w:r>
       <w:r>
         <w:rPr>
-          <w:b/>
-          <w:sz w:val="21"/>
-          <w:szCs w:val="28"/>
-        </w:rPr>
-        <w:t>SME-</w:t>
+          <w:i/>
+          <w:sz w:val="21"/>
+          <w:szCs w:val="28"/>
+        </w:rPr>
+        <w:t xml:space="preserve">  Dec 2024 – Feb 2026</w:t>
       </w:r>
+    </w:p>
+    <w:p>
+      <w:pPr>
+        <w:spacing w:after="40"/>
+        <w:rPr>
+          <w:sz w:val="21"/>
+          <w:szCs w:val="28"/>
+        </w:rPr>
+      </w:pPr>
       <w:r>
         <w:rPr>
-          <w:b/>
-          <w:sz w:val="21"/>
-          <w:szCs w:val="28"/>
-        </w:rPr>
-        <w:t>Blockchain Consultant Freelancer</w:t>
-      </w:r>
-      <w:r>
-        <w:rPr>
-          <w:i/>
-          <w:sz w:val="21"/>
-          <w:szCs w:val="28"/>
-        </w:rPr>
-        <w:t xml:space="preserve"> May 2026 – Present</w:t>
+          <w:sz w:val="21"/>
+          <w:szCs w:val="28"/>
+        </w:rPr>
+        <w:t>Core blockchain SME and technical contributor to the development of a blockchain-powered metaverse ecosystem supporting digital identity, assets, NFTs, ownership and Web3 interactions.</w:t>
       </w:r>
     </w:p>
     <w:p>
@@ -472,7 +565,7 @@
           <w:sz w:val="21"/>
           <w:szCs w:val="28"/>
         </w:rPr>
-        <w:t>Design and develop multi-chain token and RWA infrastructure across EVM and Solana-oriented environments.</w:t>
+        <w:t>Designed and developed Solidity smart contracts and ERC-1155 dynamic NFT infrastructure.</w:t>
       </w:r>
     </w:p>
     <w:p>
@@ -494,7 +587,7 @@
           <w:sz w:val="21"/>
           <w:szCs w:val="28"/>
         </w:rPr>
-        <w:t>Work across token deployment, bridging, vesting, staking and token lifecycle architecture.</w:t>
+        <w:t>Worked on mutable metadata, evolving digital identities, NFT tiers and digital asset ownership.</w:t>
       </w:r>
     </w:p>
     <w:p>
@@ -516,7 +609,7 @@
           <w:sz w:val="21"/>
           <w:szCs w:val="28"/>
         </w:rPr>
-        <w:t>Contribute to CREATE2 deterministic deployment and LayerZero V2/OFT-oriented cross-chain architecture.</w:t>
+        <w:t>Supported wallet connectivity, Web3 integration and interoperability across NFT, DeFi and DAO components.</w:t>
       </w:r>
     </w:p>
     <w:p>
@@ -538,7 +631,7 @@
           <w:sz w:val="21"/>
           <w:szCs w:val="28"/>
         </w:rPr>
-        <w:t>Build and support deployment automation, contract verification, testing, security review and audit handoff.</w:t>
+        <w:t>Provided blockchain technical direction and helped translate metaverse product requirements into on-chain architecture.</w:t>
       </w:r>
     </w:p>
     <w:p>
@@ -560,12 +653,12 @@
           <w:sz w:val="21"/>
           <w:szCs w:val="28"/>
         </w:rPr>
-        <w:t>Translate business requirements into blockchain architecture and provide technical consulting.</w:t>
+        <w:t>Contributed to architecture decisions, security analysis, testing, deployment and blockchain/application integration.</w:t>
       </w:r>
     </w:p>
     <w:p>
       <w:pPr>
-        <w:spacing w:after="40"/>
+        <w:spacing w:before="80" w:after="20"/>
         <w:rPr>
           <w:sz w:val="21"/>
           <w:szCs w:val="28"/>
@@ -577,72 +670,15 @@
           <w:sz w:val="21"/>
           <w:szCs w:val="28"/>
         </w:rPr>
-        <w:t>Featured:</w:t>
+        <w:t>Brane Enterprises Pvt. Ltd. | Senior Blockchain Developer</w:t>
       </w:r>
       <w:r>
         <w:rPr>
-          <w:sz w:val="21"/>
-          <w:szCs w:val="28"/>
-        </w:rPr>
-        <w:t xml:space="preserve"> RBC / FRK — Multi-Chain Token Infrastructure</w:t>
-      </w:r>
-    </w:p>
-    <w:p>
-      <w:pPr>
-        <w:spacing w:after="40"/>
-        <w:rPr>
-          <w:sz w:val="21"/>
-          <w:szCs w:val="28"/>
-        </w:rPr>
-      </w:pPr>
-      <w:r>
-        <w:rPr>
-          <w:sz w:val="21"/>
-          <w:szCs w:val="28"/>
-        </w:rPr>
-        <w:t>Multi-chain token deployment, deterministic CREATE2 architecture, cross-chain infrastructure, LayerZero-oriented design, deployment automation and contract verification.</w:t>
-      </w:r>
-    </w:p>
-    <w:p>
-      <w:pPr>
-        <w:spacing w:before="80" w:after="20"/>
-        <w:rPr>
-          <w:sz w:val="21"/>
-          <w:szCs w:val="28"/>
-        </w:rPr>
-      </w:pPr>
-      <w:r>
-        <w:rPr>
-          <w:b/>
-          <w:sz w:val="21"/>
-          <w:szCs w:val="28"/>
-        </w:rPr>
-        <w:t>Maavatar | Smart Contract / Web3 Manager / Blockchain SME</w:t>
-      </w:r>
-      <w:r>
-        <w:rPr>
           <w:i/>
           <w:sz w:val="21"/>
           <w:szCs w:val="28"/>
         </w:rPr>
-        <w:t xml:space="preserve">  Dec 2024 – Feb 2026</w:t>
-      </w:r>
-    </w:p>
-    <w:p>
-      <w:pPr>
-        <w:spacing w:after="40"/>
-        <w:rPr>
-          <w:sz w:val="21"/>
-          <w:szCs w:val="28"/>
-        </w:rPr>
-      </w:pPr>
-      <w:r>
-        <w:rPr>
-          <w:sz w:val="21"/>
-          <w:szCs w:val="28"/>
-        </w:rPr>
-        <w:lastRenderedPageBreak/>
-        <w:t>Core blockchain SME and technical contributor to the development of a blockchain-powered metaverse ecosystem supporting digital identity, assets, NFTs, ownership and Web3 interactions.</w:t>
+        <w:t xml:space="preserve">  Aug 2022 – Nov 2024</w:t>
       </w:r>
     </w:p>
     <w:p>
@@ -664,7 +700,7 @@
           <w:sz w:val="21"/>
           <w:szCs w:val="28"/>
         </w:rPr>
-        <w:t>Designed and developed Solidity smart contracts and ERC-1155 dynamic NFT infrastructure.</w:t>
+        <w:t>Designed, developed, tested and deployed Solidity smart contracts and decentralized applications.</w:t>
       </w:r>
     </w:p>
     <w:p>
@@ -686,7 +722,7 @@
           <w:sz w:val="21"/>
           <w:szCs w:val="28"/>
         </w:rPr>
-        <w:t>Worked on mutable metadata, evolving digital identities, NFT tiers and digital asset ownership.</w:t>
+        <w:t>Worked across token infrastructure, Web3 integrations and EVM-compatible blockchain environments.</w:t>
       </w:r>
     </w:p>
     <w:p>
@@ -708,7 +744,7 @@
           <w:sz w:val="21"/>
           <w:szCs w:val="28"/>
         </w:rPr>
-        <w:t>Supported wallet connectivity, Web3 integration and interoperability across NFT, DeFi and DAO components.</w:t>
+        <w:t>Contributed to smart-contract architecture, security reviews, vulnerability analysis and gas optimization.</w:t>
       </w:r>
     </w:p>
     <w:p>
@@ -730,7 +766,231 @@
           <w:sz w:val="21"/>
           <w:szCs w:val="28"/>
         </w:rPr>
-        <w:t>Provided blockchain technical direction and helped translate metaverse product requirements into on-chain architecture.</w:t>
+        <w:t>Supported blockchain integrations, deployment and production troubleshooting.</w:t>
+      </w:r>
+    </w:p>
+    <w:p>
+      <w:pPr>
+        <w:spacing w:before="80" w:after="20"/>
+        <w:rPr>
+          <w:sz w:val="21"/>
+          <w:szCs w:val="28"/>
+        </w:rPr>
+      </w:pPr>
+      <w:r>
+        <w:rPr>
+          <w:b/>
+          <w:sz w:val="21"/>
+          <w:szCs w:val="28"/>
+        </w:rPr>
+        <w:t>G Future Tech Pvt. Ltd. | Blockchain Developer</w:t>
+      </w:r>
+      <w:r>
+        <w:rPr>
+          <w:i/>
+          <w:sz w:val="21"/>
+          <w:szCs w:val="28"/>
+        </w:rPr>
+        <w:t xml:space="preserve">  Apr 2021 – Aug 2022</w:t>
+      </w:r>
+    </w:p>
+    <w:p>
+      <w:pPr>
+        <w:spacing w:after="40"/>
+        <w:ind w:left="720"/>
+        <w:rPr>
+          <w:sz w:val="21"/>
+          <w:szCs w:val="28"/>
+        </w:rPr>
+      </w:pPr>
+      <w:r>
+        <w:rPr>
+          <w:sz w:val="21"/>
+          <w:szCs w:val="28"/>
+        </w:rPr>
+        <w:t>Developed Solidity smart contracts and blockchain applications across EVM environments, supporting token functionality, Web3 integration, testing, deployment, verification and security analysis.</w:t>
+      </w:r>
+    </w:p>
+    <w:p>
+      <w:pPr>
+        <w:spacing w:before="80" w:after="20"/>
+        <w:rPr>
+          <w:sz w:val="21"/>
+          <w:szCs w:val="28"/>
+        </w:rPr>
+      </w:pPr>
+      <w:r>
+        <w:rPr>
+          <w:b/>
+          <w:sz w:val="21"/>
+          <w:szCs w:val="28"/>
+        </w:rPr>
+        <w:t>Zeromile Research &amp; Development LLC | Blockchain Developer</w:t>
+      </w:r>
+      <w:r>
+        <w:rPr>
+          <w:i/>
+          <w:sz w:val="21"/>
+          <w:szCs w:val="28"/>
+        </w:rPr>
+        <w:t xml:space="preserve">  Feb 2021 – Mar 2021</w:t>
+      </w:r>
+    </w:p>
+    <w:p>
+      <w:pPr>
+        <w:spacing w:after="40"/>
+        <w:ind w:firstLine="720"/>
+        <w:rPr>
+          <w:sz w:val="21"/>
+          <w:szCs w:val="28"/>
+        </w:rPr>
+      </w:pPr>
+      <w:r>
+        <w:rPr>
+          <w:sz w:val="21"/>
+          <w:szCs w:val="28"/>
+        </w:rPr>
+        <w:t>Contributed to smart-contract development, decentralized application implementation, testing and blockchain integration.</w:t>
+      </w:r>
+    </w:p>
+    <w:p>
+      <w:pPr>
+        <w:spacing w:before="80" w:after="20"/>
+        <w:rPr>
+          <w:sz w:val="21"/>
+          <w:szCs w:val="28"/>
+        </w:rPr>
+      </w:pPr>
+      <w:r>
+        <w:rPr>
+          <w:b/>
+          <w:sz w:val="21"/>
+          <w:szCs w:val="28"/>
+        </w:rPr>
+        <w:t>ThynkBlynk Technologies | Blockchain Intern</w:t>
+      </w:r>
+      <w:r>
+        <w:rPr>
+          <w:i/>
+          <w:sz w:val="21"/>
+          <w:szCs w:val="28"/>
+        </w:rPr>
+        <w:t xml:space="preserve">  Sep 2020 – Dec 2020</w:t>
+      </w:r>
+    </w:p>
+    <w:p>
+      <w:pPr>
+        <w:spacing w:after="40"/>
+        <w:ind w:firstLine="720"/>
+        <w:rPr>
+          <w:sz w:val="21"/>
+          <w:szCs w:val="28"/>
+        </w:rPr>
+      </w:pPr>
+      <w:r>
+        <w:rPr>
+          <w:sz w:val="21"/>
+          <w:szCs w:val="28"/>
+        </w:rPr>
+        <w:t>Built foundational hands-on experience in Solidity, smart contracts and decentralized application development.</w:t>
+      </w:r>
+    </w:p>
+    <w:p>
+      <w:pPr>
+        <w:spacing w:after="40"/>
+        <w:rPr>
+          <w:sz w:val="21"/>
+          <w:szCs w:val="28"/>
+        </w:rPr>
+      </w:pPr>
+    </w:p>
+    <w:p>
+      <w:pPr>
+        <w:pBdr>
+          <w:bottom w:val="single" w:sz="6" w:space="3" w:color="808080"/>
+        </w:pBdr>
+        <w:spacing w:before="120" w:after="60"/>
+        <w:rPr>
+          <w:sz w:val="21"/>
+          <w:szCs w:val="28"/>
+        </w:rPr>
+      </w:pPr>
+      <w:r>
+        <w:rPr>
+          <w:b/>
+          <w:sz w:val="28"/>
+          <w:szCs w:val="28"/>
+        </w:rPr>
+        <w:t>FREELANCE &amp; CONSULTING</w:t>
+      </w:r>
+    </w:p>
+    <w:p>
+      <w:pPr>
+        <w:spacing w:before="80" w:after="20"/>
+        <w:rPr>
+          <w:sz w:val="21"/>
+          <w:szCs w:val="28"/>
+        </w:rPr>
+      </w:pPr>
+      <w:proofErr w:type="spellStart"/>
+      <w:r>
+        <w:rPr>
+          <w:b/>
+          <w:sz w:val="21"/>
+          <w:szCs w:val="28"/>
+        </w:rPr>
+        <w:t>AppMindsGlobal</w:t>
+      </w:r>
+      <w:proofErr w:type="spellEnd"/>
+      <w:r>
+        <w:rPr>
+          <w:b/>
+          <w:sz w:val="21"/>
+          <w:szCs w:val="28"/>
+        </w:rPr>
+        <w:t xml:space="preserve"> | </w:t>
+      </w:r>
+      <w:r>
+        <w:rPr>
+          <w:b/>
+          <w:sz w:val="21"/>
+          <w:szCs w:val="28"/>
+        </w:rPr>
+        <w:t>SME-</w:t>
+      </w:r>
+      <w:r>
+        <w:rPr>
+          <w:b/>
+          <w:sz w:val="21"/>
+          <w:szCs w:val="28"/>
+        </w:rPr>
+        <w:t xml:space="preserve">Blockchain </w:t>
+      </w:r>
+      <w:proofErr w:type="gramStart"/>
+      <w:r>
+        <w:rPr>
+          <w:b/>
+          <w:sz w:val="21"/>
+          <w:szCs w:val="28"/>
+        </w:rPr>
+        <w:t>Consultant (Freelance)</w:t>
+      </w:r>
+      <w:r>
+        <w:rPr>
+          <w:i/>
+          <w:sz w:val="21"/>
+          <w:szCs w:val="28"/>
+        </w:rPr>
+        <w:t xml:space="preserve">  May</w:t>
+      </w:r>
+      <w:proofErr w:type="gramEnd"/>
+      <w:r>
+        <w:rPr>
+          <w:i/>
+          <w:sz w:val="21"/>
+          <w:szCs w:val="28"/>
+        </w:rPr>
+        <w:t xml:space="preserve"> 2026 – Present</w:t>
       </w:r>
     </w:p>
     <w:p>
@@ -752,65 +1012,7 @@
           <w:sz w:val="21"/>
           <w:szCs w:val="28"/>
         </w:rPr>
-        <w:t>Contributed to architecture decisions, security analysis, testing, deployment and blockchain/application integration.</w:t>
-      </w:r>
-    </w:p>
-    <w:p>
-      <w:pPr>
-        <w:spacing w:before="80" w:after="20"/>
-        <w:rPr>
-          <w:sz w:val="21"/>
-          <w:szCs w:val="28"/>
-        </w:rPr>
-      </w:pPr>
-      <w:r>
-        <w:rPr>
-          <w:b/>
-          <w:sz w:val="21"/>
-          <w:szCs w:val="28"/>
-        </w:rPr>
-        <w:t>G Future Tech | Lead Blockchain Developer</w:t>
-      </w:r>
-      <w:r>
-        <w:rPr>
-          <w:i/>
-          <w:sz w:val="21"/>
-          <w:szCs w:val="28"/>
-        </w:rPr>
-        <w:t xml:space="preserve">  Consultant Freelancer</w:t>
-      </w:r>
-    </w:p>
-    <w:p>
-      <w:pPr>
-        <w:spacing w:after="40"/>
-        <w:rPr>
-          <w:sz w:val="21"/>
-          <w:szCs w:val="28"/>
-        </w:rPr>
-      </w:pPr>
-      <w:r>
-        <w:rPr>
-          <w:sz w:val="21"/>
-          <w:szCs w:val="28"/>
-        </w:rPr>
-        <w:t>Worked on crypto-backed and RWA-backed financial ecosystems, combining smart-contract engineering with protocol architecture, governance, DeFi and blockchain SME responsibilities.</w:t>
-      </w:r>
-    </w:p>
-    <w:p>
-      <w:pPr>
-        <w:spacing w:after="40"/>
-        <w:rPr>
-          <w:sz w:val="21"/>
-          <w:szCs w:val="28"/>
-        </w:rPr>
-      </w:pPr>
-      <w:r>
-        <w:rPr>
-          <w:b/>
-          <w:sz w:val="21"/>
-          <w:szCs w:val="28"/>
-        </w:rPr>
-        <w:t>REAL Governance</w:t>
+        <w:t>Design and develop multi-chain token and RWA infrastructure across EVM and Solana-oriented environments.</w:t>
       </w:r>
     </w:p>
     <w:p>
@@ -832,7 +1034,7 @@
           <w:sz w:val="21"/>
           <w:szCs w:val="28"/>
         </w:rPr>
-        <w:t>Contributed to smart-contract and protocol infrastructure for blockchain-based governance and on-chain execution.</w:t>
+        <w:t>Work across token deployment, bridging, vesting, staking and token lifecycle architecture.</w:t>
       </w:r>
     </w:p>
     <w:p>
@@ -854,24 +1056,7 @@
           <w:sz w:val="21"/>
           <w:szCs w:val="28"/>
         </w:rPr>
-        <w:t>Worked across governance mechanisms, protocol logic, testing, security and deployment workflows.</w:t>
-      </w:r>
-    </w:p>
-    <w:p>
-      <w:pPr>
-        <w:spacing w:after="40"/>
-        <w:rPr>
-          <w:sz w:val="21"/>
-          <w:szCs w:val="28"/>
-        </w:rPr>
-      </w:pPr>
-      <w:r>
-        <w:rPr>
-          <w:b/>
-          <w:sz w:val="21"/>
-          <w:szCs w:val="28"/>
-        </w:rPr>
-        <w:t>USDAO</w:t>
+        <w:t>Contribute to CREATE2 deterministic deployment and LayerZero V2/OFT-oriented cross-chain architecture.</w:t>
       </w:r>
     </w:p>
     <w:p>
@@ -893,7 +1078,7 @@
           <w:sz w:val="21"/>
           <w:szCs w:val="28"/>
         </w:rPr>
-        <w:t>Contributed to crypto-backed and RWA-backed financial infrastructure, including stablecoin and DeFi mechanisms.</w:t>
+        <w:t>Build and support deployment automation, contract verification, testing, security review and audit handoff.</w:t>
       </w:r>
     </w:p>
     <w:p>
@@ -915,7 +1100,105 @@
           <w:sz w:val="21"/>
           <w:szCs w:val="28"/>
         </w:rPr>
-        <w:t>Worked across collateralization, lending/borrowing, liquidity, governance, oracle integration and liquidation/recovery mechanisms.</w:t>
+        <w:t>Translate business requirements into blockchain architecture and provide technical consulting.</w:t>
+      </w:r>
+    </w:p>
+    <w:p>
+      <w:pPr>
+        <w:spacing w:after="40"/>
+        <w:rPr>
+          <w:sz w:val="21"/>
+          <w:szCs w:val="28"/>
+        </w:rPr>
+      </w:pPr>
+      <w:r>
+        <w:rPr>
+          <w:b/>
+          <w:sz w:val="21"/>
+          <w:szCs w:val="28"/>
+        </w:rPr>
+        <w:t>Featured:</w:t>
+      </w:r>
+      <w:r>
+        <w:rPr>
+          <w:sz w:val="21"/>
+          <w:szCs w:val="28"/>
+        </w:rPr>
+        <w:t xml:space="preserve"> RBC / FRK — Multi-Chain Token Infrastructure</w:t>
+      </w:r>
+    </w:p>
+    <w:p>
+      <w:pPr>
+        <w:spacing w:after="40"/>
+        <w:rPr>
+          <w:sz w:val="21"/>
+          <w:szCs w:val="28"/>
+        </w:rPr>
+      </w:pPr>
+      <w:r>
+        <w:rPr>
+          <w:sz w:val="21"/>
+          <w:szCs w:val="28"/>
+        </w:rPr>
+        <w:t>Multi-chain token deployment, deterministic CREATE2 architecture, cross-chain infrastructure, LayerZero-oriented design, deployment automation and contract verification.</w:t>
+      </w:r>
+    </w:p>
+    <w:p>
+      <w:pPr>
+        <w:spacing w:before="80" w:after="20"/>
+        <w:rPr>
+          <w:sz w:val="21"/>
+          <w:szCs w:val="28"/>
+        </w:rPr>
+      </w:pPr>
+      <w:r>
+        <w:rPr>
+          <w:b/>
+          <w:sz w:val="21"/>
+          <w:szCs w:val="28"/>
+        </w:rPr>
+        <w:t>G Future Tech | Blockchain Consultant &amp; SME (Freelance)</w:t>
+      </w:r>
+      <w:r>
+        <w:rPr>
+          <w:i/>
+          <w:sz w:val="21"/>
+          <w:szCs w:val="28"/>
+        </w:rPr>
+        <w:t xml:space="preserve">  Oct 2024 – Jul 2026</w:t>
+      </w:r>
+    </w:p>
+    <w:p>
+      <w:pPr>
+        <w:spacing w:after="40"/>
+        <w:rPr>
+          <w:sz w:val="21"/>
+          <w:szCs w:val="28"/>
+        </w:rPr>
+      </w:pPr>
+      <w:r>
+        <w:rPr>
+          <w:sz w:val="21"/>
+          <w:szCs w:val="28"/>
+        </w:rPr>
+        <w:t>Freelance consulting and SME engagement, following an earlier role at G Future Tech (2021–2022), across crypto-backed and RWA-backed financial ecosystems, combining smart-contract engineering with protocol architecture, governance and DeFi.</w:t>
+      </w:r>
+    </w:p>
+    <w:p>
+      <w:pPr>
+        <w:spacing w:after="40"/>
+        <w:rPr>
+          <w:sz w:val="21"/>
+          <w:szCs w:val="28"/>
+        </w:rPr>
+      </w:pPr>
+      <w:r>
+        <w:rPr>
+          <w:b/>
+          <w:sz w:val="21"/>
+          <w:szCs w:val="28"/>
+        </w:rPr>
+        <w:t>REAL Governance</w:t>
       </w:r>
     </w:p>
     <w:p>
@@ -937,24 +1220,7 @@
           <w:sz w:val="21"/>
           <w:szCs w:val="28"/>
         </w:rPr>
-        <w:t>Contributed to smart-contract architecture, protocol development, security analysis and deployment.</w:t>
-      </w:r>
-    </w:p>
-    <w:p>
-      <w:pPr>
-        <w:spacing w:after="40"/>
-        <w:rPr>
-          <w:sz w:val="21"/>
-          <w:szCs w:val="28"/>
-        </w:rPr>
-      </w:pPr>
-      <w:r>
-        <w:rPr>
-          <w:b/>
-          <w:sz w:val="21"/>
-          <w:szCs w:val="28"/>
-        </w:rPr>
-        <w:t>Technical Leadership</w:t>
+        <w:t>Contributed to smart-contract and protocol infrastructure for blockchain-based governance and on-chain execution.</w:t>
       </w:r>
     </w:p>
     <w:p>
@@ -976,7 +1242,24 @@
           <w:sz w:val="21"/>
           <w:szCs w:val="28"/>
         </w:rPr>
-        <w:t>Provided blockchain SME expertise and technical guidance across architecture and implementation decisions.</w:t>
+        <w:t>Worked across governance mechanisms, protocol logic, testing, security and deployment workflows.</w:t>
+      </w:r>
+    </w:p>
+    <w:p>
+      <w:pPr>
+        <w:spacing w:after="40"/>
+        <w:rPr>
+          <w:sz w:val="21"/>
+          <w:szCs w:val="28"/>
+        </w:rPr>
+      </w:pPr>
+      <w:r>
+        <w:rPr>
+          <w:b/>
+          <w:sz w:val="21"/>
+          <w:szCs w:val="28"/>
+        </w:rPr>
+        <w:t>USDAO</w:t>
       </w:r>
     </w:p>
     <w:p>
@@ -998,7 +1281,7 @@
           <w:sz w:val="21"/>
           <w:szCs w:val="28"/>
         </w:rPr>
-        <w:t>Translated product requirements into blockchain solutions and collaborated with engineering/product stakeholders.</w:t>
+        <w:t>Contributed to crypto-backed and RWA-backed financial infrastructure, including stablecoin and DeFi mechanisms.</w:t>
       </w:r>
     </w:p>
     <w:p>
@@ -1020,32 +1303,7 @@
           <w:sz w:val="21"/>
           <w:szCs w:val="28"/>
         </w:rPr>
-        <w:t>Supported testing, security reviews, audit preparation and production-oriented deployment.</w:t>
-      </w:r>
-    </w:p>
-    <w:p>
-      <w:pPr>
-        <w:spacing w:before="80" w:after="20"/>
-        <w:rPr>
-          <w:sz w:val="21"/>
-          <w:szCs w:val="28"/>
-        </w:rPr>
-      </w:pPr>
-      <w:r>
-        <w:rPr>
-          <w:b/>
-          <w:sz w:val="21"/>
-          <w:szCs w:val="28"/>
-        </w:rPr>
-        <w:t>Brane Enterprises Pvt. Ltd. | Senior Blockchain Developer</w:t>
-      </w:r>
-      <w:r>
-        <w:rPr>
-          <w:i/>
-          <w:sz w:val="21"/>
-          <w:szCs w:val="28"/>
-        </w:rPr>
-        <w:t xml:space="preserve">  Aug 2022 – Nov 2024</w:t>
+        <w:t>Worked across collateralization, lending/borrowing, liquidity, governance, oracle integration and liquidation/recovery mechanisms.</w:t>
       </w:r>
     </w:p>
     <w:p>
@@ -1067,7 +1325,24 @@
           <w:sz w:val="21"/>
           <w:szCs w:val="28"/>
         </w:rPr>
-        <w:t>Designed, developed, tested and deployed Solidity smart contracts and decentralized applications.</w:t>
+        <w:t>Contributed to smart-contract architecture, protocol development, security analysis and deployment.</w:t>
+      </w:r>
+    </w:p>
+    <w:p>
+      <w:pPr>
+        <w:spacing w:after="40"/>
+        <w:rPr>
+          <w:sz w:val="21"/>
+          <w:szCs w:val="28"/>
+        </w:rPr>
+      </w:pPr>
+      <w:r>
+        <w:rPr>
+          <w:b/>
+          <w:sz w:val="21"/>
+          <w:szCs w:val="28"/>
+        </w:rPr>
+        <w:t>Consulting &amp; SME Contribution</w:t>
       </w:r>
     </w:p>
     <w:p>
@@ -1089,7 +1364,7 @@
           <w:sz w:val="21"/>
           <w:szCs w:val="28"/>
         </w:rPr>
-        <w:t>Worked across token infrastructure, Web3 integrations and EVM-compatible blockchain environments.</w:t>
+        <w:t>Provided blockchain SME expertise and technical guidance across architecture and implementation decisions.</w:t>
       </w:r>
     </w:p>
     <w:p>
@@ -1111,7 +1386,7 @@
           <w:sz w:val="21"/>
           <w:szCs w:val="28"/>
         </w:rPr>
-        <w:t>Contributed to smart-contract architecture, security reviews, vulnerability analysis and gas optimization.</w:t>
+        <w:t>Translated product requirements into blockchain solutions and collaborated with engineering/product stakeholders.</w:t>
       </w:r>
     </w:p>
     <w:p>
@@ -1133,7 +1408,7 @@
           <w:sz w:val="21"/>
           <w:szCs w:val="28"/>
         </w:rPr>
-        <w:t>Supported blockchain integrations, deployment and production troubleshooting.</w:t>
+        <w:t>Supported testing, security reviews, audit preparation and production-oriented deployment.</w:t>
       </w:r>
     </w:p>
     <w:p>
@@ -1150,7 +1425,7 @@
           <w:sz w:val="21"/>
           <w:szCs w:val="28"/>
         </w:rPr>
-        <w:t>G Future Tech Pvt. Ltd. | Blockchain Developer</w:t>
+        <w:t>RealProton | Blockchain Consultant &amp; SME (Consulting)</w:t>
       </w:r>
       <w:r>
         <w:rPr>
@@ -1158,12 +1433,17 @@
           <w:sz w:val="21"/>
           <w:szCs w:val="28"/>
         </w:rPr>
-        <w:t xml:space="preserve">  Apr 2021 – Aug 2022</w:t>
+        <w:t xml:space="preserve"/>
       </w:r>
     </w:p>
     <w:p>
       <w:pPr>
-        <w:spacing w:after="40"/>
+        <w:pStyle w:val="ListBullet"/>
+        <w:tabs>
+          <w:tab w:val="clear" w:pos="360"/>
+          <w:tab w:val="num" w:pos="821"/>
+        </w:tabs>
+        <w:spacing w:after="20"/>
         <w:ind w:left="720"/>
         <w:rPr>
           <w:sz w:val="21"/>
@@ -1175,12 +1455,18 @@
           <w:sz w:val="21"/>
           <w:szCs w:val="28"/>
         </w:rPr>
-        <w:t>Developed Solidity smart contracts and blockchain applications across EVM environments, supporting token functionality, Web3 integration, testing, deployment, verification and security analysis.</w:t>
+        <w:t>Provided SME guidance on ERC-3643 identity, claims, registry, compliance and controlled-transfer design for real-estate tokenization.</w:t>
       </w:r>
     </w:p>
     <w:p>
       <w:pPr>
-        <w:spacing w:before="80" w:after="20"/>
+        <w:pStyle w:val="ListBullet"/>
+        <w:tabs>
+          <w:tab w:val="clear" w:pos="360"/>
+          <w:tab w:val="num" w:pos="821"/>
+        </w:tabs>
+        <w:spacing w:after="20"/>
+        <w:ind w:left="720"/>
         <w:rPr>
           <w:sz w:val="21"/>
           <w:szCs w:val="28"/>
@@ -1188,78 +1474,10 @@
       </w:pPr>
       <w:r>
         <w:rPr>
-          <w:b/>
-          <w:sz w:val="21"/>
-          <w:szCs w:val="28"/>
-        </w:rPr>
-        <w:t>Zeromile Research &amp; Development LLC | Blockchain Developer</w:t>
-      </w:r>
-      <w:r>
-        <w:rPr>
-          <w:i/>
-          <w:sz w:val="21"/>
-          <w:szCs w:val="28"/>
-        </w:rPr>
-        <w:t xml:space="preserve">  Feb 2021 – Mar 2021</w:t>
-      </w:r>
-    </w:p>
-    <w:p>
-      <w:pPr>
-        <w:spacing w:after="40"/>
-        <w:ind w:firstLine="720"/>
-        <w:rPr>
-          <w:sz w:val="21"/>
-          <w:szCs w:val="28"/>
-        </w:rPr>
-      </w:pPr>
-      <w:r>
-        <w:rPr>
-          <w:sz w:val="21"/>
-          <w:szCs w:val="28"/>
-        </w:rPr>
-        <w:t>Contributed to smart-contract development, decentralized application implementation, testing and blockchain integration.</w:t>
-      </w:r>
-    </w:p>
-    <w:p>
-      <w:pPr>
-        <w:spacing w:before="80" w:after="20"/>
-        <w:rPr>
-          <w:sz w:val="21"/>
-          <w:szCs w:val="28"/>
-        </w:rPr>
-      </w:pPr>
-      <w:r>
-        <w:rPr>
-          <w:b/>
-          <w:sz w:val="21"/>
-          <w:szCs w:val="28"/>
-        </w:rPr>
-        <w:t>ThynkBlynk Technologies | Blockchain Intern</w:t>
-      </w:r>
-      <w:r>
-        <w:rPr>
-          <w:i/>
-          <w:sz w:val="21"/>
-          <w:szCs w:val="28"/>
-        </w:rPr>
-        <w:t xml:space="preserve">  Sep 2020 – Dec 2020</w:t>
-      </w:r>
-    </w:p>
-    <w:p>
-      <w:pPr>
-        <w:spacing w:after="40"/>
-        <w:ind w:firstLine="720"/>
-        <w:rPr>
-          <w:sz w:val="21"/>
-          <w:szCs w:val="28"/>
-        </w:rPr>
-      </w:pPr>
-      <w:r>
-        <w:rPr>
-          <w:sz w:val="21"/>
-          <w:szCs w:val="28"/>
-        </w:rPr>
-        <w:t>Built foundational hands-on experience in Solidity, smart contracts and decentralized application development.</w:t>
+          <w:sz w:val="21"/>
+          <w:szCs w:val="28"/>
+        </w:rPr>
+        <w:t>Advised on Fireblocks custody architecture and supported audit preparation, redeployment, verification and Avalanche deployment.</w:t>
       </w:r>
     </w:p>
     <w:p>
@@ -1289,42 +1507,7 @@
           <w:sz w:val="28"/>
           <w:szCs w:val="28"/>
         </w:rPr>
-        <w:lastRenderedPageBreak/>
         <w:t>SELECTED BLOCKCHAIN ARCHITECTURE &amp; PROJECTS</w:t>
-      </w:r>
-    </w:p>
-    <w:p>
-      <w:pPr>
-        <w:spacing w:after="40"/>
-        <w:rPr>
-          <w:sz w:val="21"/>
-          <w:szCs w:val="28"/>
-        </w:rPr>
-      </w:pPr>
-      <w:r>
-        <w:rPr>
-          <w:b/>
-          <w:sz w:val="21"/>
-          <w:szCs w:val="28"/>
-        </w:rPr>
-        <w:t>RealProton — RWA / ERC-3643 Tokenization</w:t>
-      </w:r>
-    </w:p>
-    <w:p>
-      <w:pPr>
-        <w:spacing w:after="40"/>
-        <w:ind w:left="720"/>
-        <w:rPr>
-          <w:sz w:val="21"/>
-          <w:szCs w:val="28"/>
-        </w:rPr>
-      </w:pPr>
-      <w:r>
-        <w:rPr>
-          <w:sz w:val="21"/>
-          <w:szCs w:val="28"/>
-        </w:rPr>
-        <w:t>Compliance-oriented real-estate tokenization involving ERC-3643 concepts, identity/claims, registry and compliance controls, whitelisting, controlled transfers, Fireblocks custody architecture, security testing and Avalanche deployment.</w:t>
       </w:r>
     </w:p>
     <w:p>

--- a/resume/Sunanda_Vempati_Resume.docx
+++ b/resume/Sunanda_Vempati_Resume.docx
@@ -1,6 +1,6 @@
 
 <file path=word/document.xml><?xml version="1.0" encoding="utf-8"?>
-<w:document xmlns:wpc="http://schemas.microsoft.com/office/word/2010/wordprocessingCanvas" xmlns:cx="http://schemas.microsoft.com/office/drawing/2014/chartex" xmlns:cx1="http://schemas.microsoft.com/office/drawing/2015/9/8/chartex" xmlns:cx2="http://schemas.microsoft.com/office/drawing/2015/10/21/chartex" xmlns:cx3="http://schemas.microsoft.com/office/drawing/2016/5/9/chartex" xmlns:cx4="http://schemas.microsoft.com/office/drawing/2016/5/10/chartex" xmlns:cx5="http://schemas.microsoft.com/office/drawing/2016/5/11/chartex" xmlns:cx6="http://schemas.microsoft.com/office/drawing/2016/5/12/chartex" xmlns:cx7="http://schemas.microsoft.com/office/drawing/2016/5/13/chartex" xmlns:cx8="http://schemas.microsoft.com/office/drawing/2016/5/14/chartex" xmlns:mc="http://schemas.openxmlformats.org/markup-compatibility/2006" xmlns:aink="http://schemas.microsoft.com/office/drawing/2016/ink" xmlns:am3d="http://schemas.microsoft.com/office/drawing/2017/model3d" xmlns:o="urn:schemas-microsoft-com:office:office" xmlns:oel="http://schemas.microsoft.com/office/2019/extlst" xmlns:r="http://schemas.openxmlformats.org/officeDocument/2006/relationships" xmlns:m="http://schemas.openxmlformats.org/officeDocument/2006/math" xmlns:v="urn:schemas-microsoft-com:vml" xmlns:wp14="http://schemas.microsoft.com/office/word/2010/wordprocessingDrawing" xmlns:wp="http://schemas.openxmlformats.org/drawingml/2006/wordprocessingDrawing" xmlns:w10="urn:schemas-microsoft-com:office:word" xmlns:w="http://schemas.openxmlformats.org/wordprocessingml/2006/main" xmlns:w14="http://schemas.microsoft.com/office/word/2010/wordml" xmlns:w15="http://schemas.microsoft.com/office/word/2012/wordml" xmlns:w16cex="http://schemas.microsoft.com/office/word/2018/wordml/cex" xmlns:w16cid="http://schemas.microsoft.com/office/word/2016/wordml/cid" xmlns:w16="http://schemas.microsoft.com/office/word/2018/wordml" xmlns:w16du="http://schemas.microsoft.com/office/word/2023/wordml/word16du" xmlns:w16sdtdh="http://schemas.microsoft.com/office/word/2020/wordml/sdtdatahash" xmlns:w16sdtfl="http://schemas.microsoft.com/office/word/2024/wordml/sdtformatlock" xmlns:w16se="http://schemas.microsoft.com/office/word/2015/wordml/symex" xmlns:wpg="http://schemas.microsoft.com/office/word/2010/wordprocessingGroup" xmlns:wpi="http://schemas.microsoft.com/office/word/2010/wordprocessingInk" xmlns:wne="http://schemas.microsoft.com/office/word/2006/wordml" xmlns:wps="http://schemas.microsoft.com/office/word/2010/wordprocessingShape" mc:Ignorable="w14 w15 w16se w16cid w16 w16cex w16sdtdh w16sdtfl w16du wp14">
+<w:document xmlns:wpc="http://schemas.microsoft.com/office/word/2010/wordprocessingCanvas" xmlns:cx="http://schemas.microsoft.com/office/drawing/2014/chartex" xmlns:cx1="http://schemas.microsoft.com/office/drawing/2015/9/8/chartex" xmlns:cx2="http://schemas.microsoft.com/office/drawing/2015/10/21/chartex" xmlns:cx3="http://schemas.microsoft.com/office/drawing/2016/5/9/chartex" xmlns:cx4="http://schemas.microsoft.com/office/drawing/2016/5/10/chartex" xmlns:cx5="http://schemas.microsoft.com/office/drawing/2016/5/11/chartex" xmlns:cx6="http://schemas.microsoft.com/office/drawing/2016/5/12/chartex" xmlns:cx7="http://schemas.microsoft.com/office/drawing/2016/5/13/chartex" xmlns:cx8="http://schemas.microsoft.com/office/drawing/2016/5/14/chartex" xmlns:mc="http://schemas.openxmlformats.org/markup-compatibility/2006" xmlns:m="http://schemas.openxmlformats.org/officeDocument/2006/math" xmlns:aink="http://schemas.microsoft.com/office/drawing/2016/ink" xmlns:am3d="http://schemas.microsoft.com/office/drawing/2017/model3d" xmlns:oel="http://schemas.microsoft.com/office/2019/extlst" xmlns:r="http://schemas.openxmlformats.org/officeDocument/2006/relationships" xmlns:wp14="http://schemas.microsoft.com/office/word/2010/wordprocessingDrawing" xmlns:wp="http://schemas.openxmlformats.org/drawingml/2006/wordprocessingDrawing" xmlns:wpg="http://schemas.microsoft.com/office/word/2010/wordprocessingGroup" xmlns:wpi="http://schemas.microsoft.com/office/word/2010/wordprocessingInk" xmlns:wps="http://schemas.microsoft.com/office/word/2010/wordprocessingShape" xmlns:o="urn:schemas-microsoft-com:office:office" xmlns:v="urn:schemas-microsoft-com:vml" xmlns:w10="urn:schemas-microsoft-com:office:word" xmlns:w="http://schemas.openxmlformats.org/wordprocessingml/2006/main" xmlns:w14="http://schemas.microsoft.com/office/word/2010/wordml" xmlns:w15="http://schemas.microsoft.com/office/word/2012/wordml" xmlns:w16cex="http://schemas.microsoft.com/office/word/2018/wordml/cex" xmlns:w16cid="http://schemas.microsoft.com/office/word/2016/wordml/cid" xmlns:w16="http://schemas.microsoft.com/office/word/2018/wordml" xmlns:w16sdtdh="http://schemas.microsoft.com/office/word/2020/wordml/sdtdatahash" xmlns:w16sdtfl="http://schemas.microsoft.com/office/word/2024/wordml/sdtformatlock" xmlns:w16se="http://schemas.microsoft.com/office/word/2015/wordml/symex" xmlns:w16du="http://schemas.microsoft.com/office/word/2023/wordml/word16du" xmlns:wne="http://schemas.microsoft.com/office/word/2006/wordml" mc:Ignorable="w14 w15 w16se w16cid w16 w16cex w16sdtdh w16sdtfl w16du wp14">
   <w:body>
     <w:p>
       <w:pPr>
@@ -15,23 +15,7 @@
           <w:color w:val="1F497D" w:themeColor="text2"/>
           <w:sz w:val="38"/>
         </w:rPr>
-        <w:t>SUNANDA</w:t>
-      </w:r>
-      <w:r>
-        <w:rPr>
-          <w:b/>
-          <w:color w:val="1F497D" w:themeColor="text2"/>
-          <w:sz w:val="38"/>
-        </w:rPr>
-        <w:t xml:space="preserve"> </w:t>
-      </w:r>
-      <w:r>
-        <w:rPr>
-          <w:b/>
-          <w:color w:val="1F497D" w:themeColor="text2"/>
-          <w:sz w:val="38"/>
-        </w:rPr>
-        <w:t>VEMPATI</w:t>
+        <w:t>SUNANDA VEMPATI</w:t>
       </w:r>
     </w:p>
     <w:p>
@@ -57,77 +41,17 @@
           <w:color w:val="000000" w:themeColor="text1"/>
         </w:rPr>
       </w:pPr>
-      <w:r>
-        <w:rPr>
-          <w:rStyle w:val="s2"/>
-          <w:color w:val="000000" w:themeColor="text1"/>
-          <w:sz w:val="28"/>
-          <w:szCs w:val="28"/>
-        </w:rPr>
-        <w:fldChar w:fldCharType="begin"/>
-      </w:r>
-      <w:r>
-        <w:rPr>
-          <w:rStyle w:val="s2"/>
-          <w:color w:val="000000" w:themeColor="text1"/>
-          <w:sz w:val="28"/>
-          <w:szCs w:val="28"/>
-        </w:rPr>
-        <w:instrText>HYPERLINK "http://su.vempati@gmail.com"</w:instrText>
-      </w:r>
-      <w:r>
-        <w:rPr>
-          <w:rStyle w:val="s2"/>
-          <w:color w:val="000000" w:themeColor="text1"/>
-          <w:sz w:val="28"/>
-          <w:szCs w:val="28"/>
-        </w:rPr>
-      </w:r>
-      <w:r>
-        <w:rPr>
-          <w:rStyle w:val="s2"/>
-          <w:color w:val="000000" w:themeColor="text1"/>
-          <w:sz w:val="28"/>
-          <w:szCs w:val="28"/>
-        </w:rPr>
-        <w:fldChar w:fldCharType="separate"/>
-      </w:r>
-      <w:r>
-        <w:rPr>
-          <w:rStyle w:val="Hyperlink"/>
-          <w:color w:val="000000" w:themeColor="text1"/>
-          <w:sz w:val="28"/>
-          <w:szCs w:val="28"/>
-        </w:rPr>
-        <w:t>su.vempati@gmail.c</w:t>
-      </w:r>
-      <w:r>
-        <w:rPr>
-          <w:rStyle w:val="Hyperlink"/>
-          <w:color w:val="000000" w:themeColor="text1"/>
-          <w:sz w:val="28"/>
-          <w:szCs w:val="28"/>
-        </w:rPr>
-        <w:t>o</w:t>
-      </w:r>
-      <w:r>
-        <w:rPr>
-          <w:rStyle w:val="Hyperlink"/>
-          <w:color w:val="000000" w:themeColor="text1"/>
-          <w:sz w:val="28"/>
-          <w:szCs w:val="28"/>
-        </w:rPr>
-        <w:t>m</w:t>
-      </w:r>
-      <w:r>
-        <w:rPr>
-          <w:rStyle w:val="s2"/>
-          <w:color w:val="000000" w:themeColor="text1"/>
-          <w:sz w:val="28"/>
-          <w:szCs w:val="28"/>
-        </w:rPr>
-        <w:fldChar w:fldCharType="end"/>
-      </w:r>
+      <w:hyperlink r:id="rId6" w:history="1">
+        <w:r>
+          <w:rPr>
+            <w:rStyle w:val="Hyperlink"/>
+            <w:color w:val="000000" w:themeColor="text1"/>
+            <w:sz w:val="28"/>
+            <w:szCs w:val="28"/>
+          </w:rPr>
+          <w:t>su.vempati@gmail.com</w:t>
+        </w:r>
+      </w:hyperlink>
       <w:r>
         <w:rPr>
           <w:color w:val="000000" w:themeColor="text1"/>
@@ -149,7 +73,7 @@
         </w:rPr>
         <w:t xml:space="preserve"> </w:t>
       </w:r>
-      <w:hyperlink r:id="rId6" w:history="1">
+      <w:hyperlink r:id="rId7" w:history="1">
         <w:r>
           <w:rPr>
             <w:rStyle w:val="Hyperlink"/>
@@ -168,44 +92,6 @@
         </w:rPr>
         <w:t xml:space="preserve"> | </w:t>
       </w:r>
-      <w:hyperlink r:id="rId7" w:history="1">
-        <w:r>
-          <w:rPr>
-            <w:rStyle w:val="Hyperlink"/>
-            <w:color w:val="000000" w:themeColor="text1"/>
-            <w:sz w:val="24"/>
-            <w:szCs w:val="24"/>
-          </w:rPr>
-          <w:t>Linked</w:t>
-        </w:r>
-        <w:r>
-          <w:rPr>
-            <w:rStyle w:val="Hyperlink"/>
-            <w:color w:val="000000" w:themeColor="text1"/>
-            <w:sz w:val="24"/>
-            <w:szCs w:val="24"/>
-          </w:rPr>
-          <w:t>I</w:t>
-        </w:r>
-        <w:r>
-          <w:rPr>
-            <w:rStyle w:val="Hyperlink"/>
-            <w:color w:val="000000" w:themeColor="text1"/>
-            <w:sz w:val="24"/>
-            <w:szCs w:val="24"/>
-          </w:rPr>
-          <w:t>n</w:t>
-        </w:r>
-      </w:hyperlink>
-      <w:r>
-        <w:rPr>
-          <w:rStyle w:val="s2"/>
-          <w:color w:val="000000" w:themeColor="text1"/>
-          <w:sz w:val="24"/>
-          <w:szCs w:val="24"/>
-        </w:rPr>
-        <w:t xml:space="preserve">| </w:t>
-      </w:r>
       <w:hyperlink r:id="rId8" w:history="1">
         <w:r>
           <w:rPr>
@@ -214,8 +100,19 @@
             <w:sz w:val="24"/>
             <w:szCs w:val="24"/>
           </w:rPr>
-          <w:t>Portfoli</w:t>
+          <w:t>LinkedIn</w:t>
         </w:r>
+      </w:hyperlink>
+      <w:r>
+        <w:rPr>
+          <w:rStyle w:val="s2"/>
+          <w:color w:val="000000" w:themeColor="text1"/>
+          <w:sz w:val="24"/>
+          <w:szCs w:val="24"/>
+        </w:rPr>
+        <w:t xml:space="preserve">| </w:t>
+      </w:r>
+      <w:hyperlink r:id="rId9" w:history="1">
         <w:r>
           <w:rPr>
             <w:rStyle w:val="Hyperlink"/>
@@ -223,7 +120,7 @@
             <w:sz w:val="24"/>
             <w:szCs w:val="24"/>
           </w:rPr>
-          <w:t>o</w:t>
+          <w:t>Portfolio</w:t>
         </w:r>
       </w:hyperlink>
     </w:p>
@@ -513,37 +410,83 @@
           <w:szCs w:val="28"/>
         </w:rPr>
       </w:pPr>
+      <w:proofErr w:type="spellStart"/>
       <w:r>
         <w:rPr>
           <w:b/>
           <w:sz w:val="21"/>
           <w:szCs w:val="28"/>
         </w:rPr>
-        <w:t>Maavatar | Smart Contract Manager / Blockchain SME (Full-time)</w:t>
+        <w:t>AppMindsGlobal</w:t>
+      </w:r>
+      <w:proofErr w:type="spellEnd"/>
+      <w:r>
+        <w:rPr>
+          <w:b/>
+          <w:sz w:val="21"/>
+          <w:szCs w:val="28"/>
+        </w:rPr>
+        <w:t xml:space="preserve"> | </w:t>
       </w:r>
       <w:r>
         <w:rPr>
+          <w:b/>
+          <w:sz w:val="21"/>
+          <w:szCs w:val="28"/>
+        </w:rPr>
+        <w:t>SME-</w:t>
+      </w:r>
+      <w:r>
+        <w:rPr>
+          <w:b/>
+          <w:sz w:val="21"/>
+          <w:szCs w:val="28"/>
+        </w:rPr>
+        <w:t>Blockchain Consultant</w:t>
+      </w:r>
+      <w:r>
+        <w:rPr>
           <w:i/>
           <w:sz w:val="21"/>
           <w:szCs w:val="28"/>
         </w:rPr>
-        <w:t xml:space="preserve">  Dec 2024 – Feb 2026</w:t>
+        <w:t xml:space="preserve"> </w:t>
       </w:r>
-    </w:p>
-    <w:p>
-      <w:pPr>
-        <w:spacing w:after="40"/>
-        <w:rPr>
-          <w:sz w:val="21"/>
-          <w:szCs w:val="28"/>
-        </w:rPr>
-      </w:pPr>
       <w:r>
         <w:rPr>
-          <w:sz w:val="21"/>
-          <w:szCs w:val="28"/>
-        </w:rPr>
-        <w:t>Core blockchain SME and technical contributor to the development of a blockchain-powered metaverse ecosystem supporting digital identity, assets, NFTs, ownership and Web3 interactions.</w:t>
+          <w:b/>
+          <w:bCs/>
+          <w:i/>
+          <w:sz w:val="21"/>
+          <w:szCs w:val="28"/>
+        </w:rPr>
+        <w:t>|</w:t>
+      </w:r>
+      <w:r>
+        <w:rPr>
+          <w:i/>
+          <w:sz w:val="21"/>
+          <w:szCs w:val="28"/>
+        </w:rPr>
+        <w:t xml:space="preserve"> </w:t>
+      </w:r>
+      <w:r>
+        <w:rPr>
+          <w:b/>
+          <w:bCs/>
+          <w:iCs/>
+          <w:sz w:val="21"/>
+          <w:szCs w:val="28"/>
+        </w:rPr>
+        <w:t xml:space="preserve">Freelancer </w:t>
+      </w:r>
+      <w:r>
+        <w:rPr>
+          <w:i/>
+          <w:sz w:val="21"/>
+          <w:szCs w:val="28"/>
+        </w:rPr>
+        <w:t>May 2026 – Present</w:t>
       </w:r>
     </w:p>
     <w:p>
@@ -565,7 +508,7 @@
           <w:sz w:val="21"/>
           <w:szCs w:val="28"/>
         </w:rPr>
-        <w:t>Designed and developed Solidity smart contracts and ERC-1155 dynamic NFT infrastructure.</w:t>
+        <w:t>Design and develop multi-chain token and RWA infrastructure across EVM and Solana-oriented environments.</w:t>
       </w:r>
     </w:p>
     <w:p>
@@ -587,7 +530,7 @@
           <w:sz w:val="21"/>
           <w:szCs w:val="28"/>
         </w:rPr>
-        <w:t>Worked on mutable metadata, evolving digital identities, NFT tiers and digital asset ownership.</w:t>
+        <w:t>Work across token deployment, bridging, vesting, staking and token lifecycle architecture.</w:t>
       </w:r>
     </w:p>
     <w:p>
@@ -609,7 +552,7 @@
           <w:sz w:val="21"/>
           <w:szCs w:val="28"/>
         </w:rPr>
-        <w:t>Supported wallet connectivity, Web3 integration and interoperability across NFT, DeFi and DAO components.</w:t>
+        <w:t>Contribute to CREATE2 deterministic deployment and LayerZero V2/OFT-oriented cross-chain architecture.</w:t>
       </w:r>
     </w:p>
     <w:p>
@@ -631,7 +574,7 @@
           <w:sz w:val="21"/>
           <w:szCs w:val="28"/>
         </w:rPr>
-        <w:t>Provided blockchain technical direction and helped translate metaverse product requirements into on-chain architecture.</w:t>
+        <w:t>Build and support deployment automation, contract verification, testing, security review and audit handoff.</w:t>
       </w:r>
     </w:p>
     <w:p>
@@ -653,12 +596,12 @@
           <w:sz w:val="21"/>
           <w:szCs w:val="28"/>
         </w:rPr>
-        <w:t>Contributed to architecture decisions, security analysis, testing, deployment and blockchain/application integration.</w:t>
+        <w:t>Translate business requirements into blockchain architecture and provide technical consulting.</w:t>
       </w:r>
     </w:p>
     <w:p>
       <w:pPr>
-        <w:spacing w:before="80" w:after="20"/>
+        <w:spacing w:after="40"/>
         <w:rPr>
           <w:sz w:val="21"/>
           <w:szCs w:val="28"/>
@@ -670,15 +613,115 @@
           <w:sz w:val="21"/>
           <w:szCs w:val="28"/>
         </w:rPr>
-        <w:t>Brane Enterprises Pvt. Ltd. | Senior Blockchain Developer</w:t>
+        <w:t>Featured:</w:t>
       </w:r>
       <w:r>
         <w:rPr>
+          <w:sz w:val="21"/>
+          <w:szCs w:val="28"/>
+        </w:rPr>
+        <w:t xml:space="preserve"> RBC / FRK — Multi-Chain Token Infrastructure</w:t>
+      </w:r>
+    </w:p>
+    <w:p>
+      <w:pPr>
+        <w:spacing w:after="40"/>
+        <w:rPr>
+          <w:sz w:val="21"/>
+          <w:szCs w:val="28"/>
+        </w:rPr>
+      </w:pPr>
+      <w:r>
+        <w:rPr>
+          <w:sz w:val="21"/>
+          <w:szCs w:val="28"/>
+        </w:rPr>
+        <w:t>Multi-chain token deployment, deterministic CREATE2 architecture, cross-chain infrastructure, LayerZero-oriented design, deployment automation and contract verification.</w:t>
+      </w:r>
+    </w:p>
+    <w:p>
+      <w:pPr>
+        <w:spacing w:before="80" w:after="20"/>
+        <w:rPr>
+          <w:sz w:val="21"/>
+          <w:szCs w:val="28"/>
+        </w:rPr>
+      </w:pPr>
+      <w:r>
+        <w:rPr>
+          <w:b/>
+          <w:sz w:val="21"/>
+          <w:szCs w:val="28"/>
+        </w:rPr>
+        <w:t>G Future Tech | Lead Blockchain Developer</w:t>
+      </w:r>
+      <w:r>
+        <w:rPr>
+          <w:b/>
+          <w:sz w:val="21"/>
+          <w:szCs w:val="28"/>
+        </w:rPr>
+        <w:t xml:space="preserve"> | </w:t>
+      </w:r>
+      <w:r>
+        <w:rPr>
+          <w:b/>
+          <w:bCs/>
+          <w:iCs/>
+          <w:sz w:val="21"/>
+          <w:szCs w:val="28"/>
+        </w:rPr>
+        <w:t>Freelancer</w:t>
+      </w:r>
+      <w:r>
+        <w:rPr>
           <w:i/>
           <w:sz w:val="21"/>
           <w:szCs w:val="28"/>
         </w:rPr>
-        <w:t xml:space="preserve">  Aug 2022 – Nov 2024</w:t>
+        <w:t xml:space="preserve"> </w:t>
+      </w:r>
+      <w:r>
+        <w:rPr>
+          <w:i/>
+          <w:sz w:val="21"/>
+          <w:szCs w:val="28"/>
+        </w:rPr>
+        <w:t>Jan 2026 – Apr 20206</w:t>
+      </w:r>
+    </w:p>
+    <w:p>
+      <w:pPr>
+        <w:spacing w:after="40"/>
+        <w:rPr>
+          <w:sz w:val="21"/>
+          <w:szCs w:val="28"/>
+        </w:rPr>
+      </w:pPr>
+      <w:r>
+        <w:rPr>
+          <w:sz w:val="21"/>
+          <w:szCs w:val="28"/>
+        </w:rPr>
+        <w:lastRenderedPageBreak/>
+        <w:t>Worked on crypto-backed and RWA-backed financial ecosystems, combining smart-contract engineering with protocol architecture, governance, DeFi and blockchain SME responsibilities.</w:t>
+      </w:r>
+    </w:p>
+    <w:p>
+      <w:pPr>
+        <w:spacing w:after="40"/>
+        <w:rPr>
+          <w:sz w:val="21"/>
+          <w:szCs w:val="28"/>
+        </w:rPr>
+      </w:pPr>
+      <w:r>
+        <w:rPr>
+          <w:b/>
+          <w:sz w:val="21"/>
+          <w:szCs w:val="28"/>
+        </w:rPr>
+        <w:t>REAL Governance</w:t>
       </w:r>
     </w:p>
     <w:p>
@@ -700,7 +743,7 @@
           <w:sz w:val="21"/>
           <w:szCs w:val="28"/>
         </w:rPr>
-        <w:t>Designed, developed, tested and deployed Solidity smart contracts and decentralized applications.</w:t>
+        <w:t>Contributed to smart-contract and protocol infrastructure for blockchain-based governance and on-chain execution.</w:t>
       </w:r>
     </w:p>
     <w:p>
@@ -722,7 +765,24 @@
           <w:sz w:val="21"/>
           <w:szCs w:val="28"/>
         </w:rPr>
-        <w:t>Worked across token infrastructure, Web3 integrations and EVM-compatible blockchain environments.</w:t>
+        <w:t>Worked across governance mechanisms, protocol logic, testing, security and deployment workflows.</w:t>
+      </w:r>
+    </w:p>
+    <w:p>
+      <w:pPr>
+        <w:spacing w:after="40"/>
+        <w:rPr>
+          <w:sz w:val="21"/>
+          <w:szCs w:val="28"/>
+        </w:rPr>
+      </w:pPr>
+      <w:r>
+        <w:rPr>
+          <w:b/>
+          <w:sz w:val="21"/>
+          <w:szCs w:val="28"/>
+        </w:rPr>
+        <w:t>USDAO</w:t>
       </w:r>
     </w:p>
     <w:p>
@@ -744,7 +804,7 @@
           <w:sz w:val="21"/>
           <w:szCs w:val="28"/>
         </w:rPr>
-        <w:t>Contributed to smart-contract architecture, security reviews, vulnerability analysis and gas optimization.</w:t>
+        <w:t>Contributed to crypto-backed and RWA-backed financial infrastructure, including stablecoin and DeFi mechanisms.</w:t>
       </w:r>
     </w:p>
     <w:p>
@@ -766,231 +826,7 @@
           <w:sz w:val="21"/>
           <w:szCs w:val="28"/>
         </w:rPr>
-        <w:t>Supported blockchain integrations, deployment and production troubleshooting.</w:t>
-      </w:r>
-    </w:p>
-    <w:p>
-      <w:pPr>
-        <w:spacing w:before="80" w:after="20"/>
-        <w:rPr>
-          <w:sz w:val="21"/>
-          <w:szCs w:val="28"/>
-        </w:rPr>
-      </w:pPr>
-      <w:r>
-        <w:rPr>
-          <w:b/>
-          <w:sz w:val="21"/>
-          <w:szCs w:val="28"/>
-        </w:rPr>
-        <w:t>G Future Tech Pvt. Ltd. | Blockchain Developer</w:t>
-      </w:r>
-      <w:r>
-        <w:rPr>
-          <w:i/>
-          <w:sz w:val="21"/>
-          <w:szCs w:val="28"/>
-        </w:rPr>
-        <w:t xml:space="preserve">  Apr 2021 – Aug 2022</w:t>
-      </w:r>
-    </w:p>
-    <w:p>
-      <w:pPr>
-        <w:spacing w:after="40"/>
-        <w:ind w:left="720"/>
-        <w:rPr>
-          <w:sz w:val="21"/>
-          <w:szCs w:val="28"/>
-        </w:rPr>
-      </w:pPr>
-      <w:r>
-        <w:rPr>
-          <w:sz w:val="21"/>
-          <w:szCs w:val="28"/>
-        </w:rPr>
-        <w:t>Developed Solidity smart contracts and blockchain applications across EVM environments, supporting token functionality, Web3 integration, testing, deployment, verification and security analysis.</w:t>
-      </w:r>
-    </w:p>
-    <w:p>
-      <w:pPr>
-        <w:spacing w:before="80" w:after="20"/>
-        <w:rPr>
-          <w:sz w:val="21"/>
-          <w:szCs w:val="28"/>
-        </w:rPr>
-      </w:pPr>
-      <w:r>
-        <w:rPr>
-          <w:b/>
-          <w:sz w:val="21"/>
-          <w:szCs w:val="28"/>
-        </w:rPr>
-        <w:t>Zeromile Research &amp; Development LLC | Blockchain Developer</w:t>
-      </w:r>
-      <w:r>
-        <w:rPr>
-          <w:i/>
-          <w:sz w:val="21"/>
-          <w:szCs w:val="28"/>
-        </w:rPr>
-        <w:t xml:space="preserve">  Feb 2021 – Mar 2021</w:t>
-      </w:r>
-    </w:p>
-    <w:p>
-      <w:pPr>
-        <w:spacing w:after="40"/>
-        <w:ind w:firstLine="720"/>
-        <w:rPr>
-          <w:sz w:val="21"/>
-          <w:szCs w:val="28"/>
-        </w:rPr>
-      </w:pPr>
-      <w:r>
-        <w:rPr>
-          <w:sz w:val="21"/>
-          <w:szCs w:val="28"/>
-        </w:rPr>
-        <w:t>Contributed to smart-contract development, decentralized application implementation, testing and blockchain integration.</w:t>
-      </w:r>
-    </w:p>
-    <w:p>
-      <w:pPr>
-        <w:spacing w:before="80" w:after="20"/>
-        <w:rPr>
-          <w:sz w:val="21"/>
-          <w:szCs w:val="28"/>
-        </w:rPr>
-      </w:pPr>
-      <w:r>
-        <w:rPr>
-          <w:b/>
-          <w:sz w:val="21"/>
-          <w:szCs w:val="28"/>
-        </w:rPr>
-        <w:t>ThynkBlynk Technologies | Blockchain Intern</w:t>
-      </w:r>
-      <w:r>
-        <w:rPr>
-          <w:i/>
-          <w:sz w:val="21"/>
-          <w:szCs w:val="28"/>
-        </w:rPr>
-        <w:t xml:space="preserve">  Sep 2020 – Dec 2020</w:t>
-      </w:r>
-    </w:p>
-    <w:p>
-      <w:pPr>
-        <w:spacing w:after="40"/>
-        <w:ind w:firstLine="720"/>
-        <w:rPr>
-          <w:sz w:val="21"/>
-          <w:szCs w:val="28"/>
-        </w:rPr>
-      </w:pPr>
-      <w:r>
-        <w:rPr>
-          <w:sz w:val="21"/>
-          <w:szCs w:val="28"/>
-        </w:rPr>
-        <w:t>Built foundational hands-on experience in Solidity, smart contracts and decentralized application development.</w:t>
-      </w:r>
-    </w:p>
-    <w:p>
-      <w:pPr>
-        <w:spacing w:after="40"/>
-        <w:rPr>
-          <w:sz w:val="21"/>
-          <w:szCs w:val="28"/>
-        </w:rPr>
-      </w:pPr>
-    </w:p>
-    <w:p>
-      <w:pPr>
-        <w:pBdr>
-          <w:bottom w:val="single" w:sz="6" w:space="3" w:color="808080"/>
-        </w:pBdr>
-        <w:spacing w:before="120" w:after="60"/>
-        <w:rPr>
-          <w:sz w:val="21"/>
-          <w:szCs w:val="28"/>
-        </w:rPr>
-      </w:pPr>
-      <w:r>
-        <w:rPr>
-          <w:b/>
-          <w:sz w:val="28"/>
-          <w:szCs w:val="28"/>
-        </w:rPr>
-        <w:t>FREELANCE &amp; CONSULTING</w:t>
-      </w:r>
-    </w:p>
-    <w:p>
-      <w:pPr>
-        <w:spacing w:before="80" w:after="20"/>
-        <w:rPr>
-          <w:sz w:val="21"/>
-          <w:szCs w:val="28"/>
-        </w:rPr>
-      </w:pPr>
-      <w:proofErr w:type="spellStart"/>
-      <w:r>
-        <w:rPr>
-          <w:b/>
-          <w:sz w:val="21"/>
-          <w:szCs w:val="28"/>
-        </w:rPr>
-        <w:t>AppMindsGlobal</w:t>
-      </w:r>
-      <w:proofErr w:type="spellEnd"/>
-      <w:r>
-        <w:rPr>
-          <w:b/>
-          <w:sz w:val="21"/>
-          <w:szCs w:val="28"/>
-        </w:rPr>
-        <w:t xml:space="preserve"> | </w:t>
-      </w:r>
-      <w:r>
-        <w:rPr>
-          <w:b/>
-          <w:sz w:val="21"/>
-          <w:szCs w:val="28"/>
-        </w:rPr>
-        <w:t>SME-</w:t>
-      </w:r>
-      <w:r>
-        <w:rPr>
-          <w:b/>
-          <w:sz w:val="21"/>
-          <w:szCs w:val="28"/>
-        </w:rPr>
-        <w:t xml:space="preserve">Blockchain </w:t>
-      </w:r>
-      <w:proofErr w:type="gramStart"/>
-      <w:r>
-        <w:rPr>
-          <w:b/>
-          <w:sz w:val="21"/>
-          <w:szCs w:val="28"/>
-        </w:rPr>
-        <w:t>Consultant (Freelance)</w:t>
-      </w:r>
-      <w:r>
-        <w:rPr>
-          <w:i/>
-          <w:sz w:val="21"/>
-          <w:szCs w:val="28"/>
-        </w:rPr>
-        <w:t xml:space="preserve">  May</w:t>
-      </w:r>
-      <w:proofErr w:type="gramEnd"/>
-      <w:r>
-        <w:rPr>
-          <w:i/>
-          <w:sz w:val="21"/>
-          <w:szCs w:val="28"/>
-        </w:rPr>
-        <w:t xml:space="preserve"> 2026 – Present</w:t>
+        <w:t>Worked across collateralization, lending/borrowing, liquidity, governance, oracle integration and liquidation/recovery mechanisms.</w:t>
       </w:r>
     </w:p>
     <w:p>
@@ -1012,7 +848,24 @@
           <w:sz w:val="21"/>
           <w:szCs w:val="28"/>
         </w:rPr>
-        <w:t>Design and develop multi-chain token and RWA infrastructure across EVM and Solana-oriented environments.</w:t>
+        <w:t>Contributed to smart-contract architecture, protocol development, security analysis and deployment.</w:t>
+      </w:r>
+    </w:p>
+    <w:p>
+      <w:pPr>
+        <w:spacing w:after="40"/>
+        <w:rPr>
+          <w:sz w:val="21"/>
+          <w:szCs w:val="28"/>
+        </w:rPr>
+      </w:pPr>
+      <w:r>
+        <w:rPr>
+          <w:b/>
+          <w:sz w:val="21"/>
+          <w:szCs w:val="28"/>
+        </w:rPr>
+        <w:t>Technical Leadership</w:t>
       </w:r>
     </w:p>
     <w:p>
@@ -1034,7 +887,7 @@
           <w:sz w:val="21"/>
           <w:szCs w:val="28"/>
         </w:rPr>
-        <w:t>Work across token deployment, bridging, vesting, staking and token lifecycle architecture.</w:t>
+        <w:t>Provided blockchain SME expertise and technical guidance across architecture and implementation decisions.</w:t>
       </w:r>
     </w:p>
     <w:p>
@@ -1056,7 +909,7 @@
           <w:sz w:val="21"/>
           <w:szCs w:val="28"/>
         </w:rPr>
-        <w:t>Contribute to CREATE2 deterministic deployment and LayerZero V2/OFT-oriented cross-chain architecture.</w:t>
+        <w:t>Translated product requirements into blockchain solutions and collaborated with engineering/product stakeholders.</w:t>
       </w:r>
     </w:p>
     <w:p>
@@ -1078,7 +931,56 @@
           <w:sz w:val="21"/>
           <w:szCs w:val="28"/>
         </w:rPr>
-        <w:t>Build and support deployment automation, contract verification, testing, security review and audit handoff.</w:t>
+        <w:t>Supported testing, security reviews, audit preparation and production-oriented deployment.</w:t>
+      </w:r>
+    </w:p>
+    <w:p>
+      <w:pPr>
+        <w:spacing w:before="80" w:after="20"/>
+        <w:rPr>
+          <w:sz w:val="21"/>
+          <w:szCs w:val="28"/>
+        </w:rPr>
+      </w:pPr>
+      <w:r>
+        <w:rPr>
+          <w:b/>
+          <w:sz w:val="21"/>
+          <w:szCs w:val="28"/>
+        </w:rPr>
+        <w:t>Maavatar | Smart Contract Manager / Blockchain SME</w:t>
+      </w:r>
+      <w:r>
+        <w:rPr>
+          <w:b/>
+          <w:sz w:val="21"/>
+          <w:szCs w:val="28"/>
+        </w:rPr>
+        <w:t xml:space="preserve"> |</w:t>
+      </w:r>
+      <w:r>
+        <w:rPr>
+          <w:i/>
+          <w:sz w:val="21"/>
+          <w:szCs w:val="28"/>
+        </w:rPr>
+        <w:t xml:space="preserve"> Dec 2024 – Feb 2026</w:t>
+      </w:r>
+    </w:p>
+    <w:p>
+      <w:pPr>
+        <w:spacing w:after="40"/>
+        <w:rPr>
+          <w:sz w:val="21"/>
+          <w:szCs w:val="28"/>
+        </w:rPr>
+      </w:pPr>
+      <w:r>
+        <w:rPr>
+          <w:sz w:val="21"/>
+          <w:szCs w:val="28"/>
+        </w:rPr>
+        <w:t>Core blockchain SME and technical contributor to the development of a blockchain-powered metaverse ecosystem supporting digital identity, assets, NFTs, ownership and Web3 interactions.</w:t>
       </w:r>
     </w:p>
     <w:p>
@@ -1100,105 +1002,7 @@
           <w:sz w:val="21"/>
           <w:szCs w:val="28"/>
         </w:rPr>
-        <w:t>Translate business requirements into blockchain architecture and provide technical consulting.</w:t>
-      </w:r>
-    </w:p>
-    <w:p>
-      <w:pPr>
-        <w:spacing w:after="40"/>
-        <w:rPr>
-          <w:sz w:val="21"/>
-          <w:szCs w:val="28"/>
-        </w:rPr>
-      </w:pPr>
-      <w:r>
-        <w:rPr>
-          <w:b/>
-          <w:sz w:val="21"/>
-          <w:szCs w:val="28"/>
-        </w:rPr>
-        <w:t>Featured:</w:t>
-      </w:r>
-      <w:r>
-        <w:rPr>
-          <w:sz w:val="21"/>
-          <w:szCs w:val="28"/>
-        </w:rPr>
-        <w:t xml:space="preserve"> RBC / FRK — Multi-Chain Token Infrastructure</w:t>
-      </w:r>
-    </w:p>
-    <w:p>
-      <w:pPr>
-        <w:spacing w:after="40"/>
-        <w:rPr>
-          <w:sz w:val="21"/>
-          <w:szCs w:val="28"/>
-        </w:rPr>
-      </w:pPr>
-      <w:r>
-        <w:rPr>
-          <w:sz w:val="21"/>
-          <w:szCs w:val="28"/>
-        </w:rPr>
-        <w:t>Multi-chain token deployment, deterministic CREATE2 architecture, cross-chain infrastructure, LayerZero-oriented design, deployment automation and contract verification.</w:t>
-      </w:r>
-    </w:p>
-    <w:p>
-      <w:pPr>
-        <w:spacing w:before="80" w:after="20"/>
-        <w:rPr>
-          <w:sz w:val="21"/>
-          <w:szCs w:val="28"/>
-        </w:rPr>
-      </w:pPr>
-      <w:r>
-        <w:rPr>
-          <w:b/>
-          <w:sz w:val="21"/>
-          <w:szCs w:val="28"/>
-        </w:rPr>
-        <w:t>G Future Tech | Blockchain Consultant &amp; SME (Freelance)</w:t>
-      </w:r>
-      <w:r>
-        <w:rPr>
-          <w:i/>
-          <w:sz w:val="21"/>
-          <w:szCs w:val="28"/>
-        </w:rPr>
-        <w:t xml:space="preserve">  Oct 2024 – Jul 2026</w:t>
-      </w:r>
-    </w:p>
-    <w:p>
-      <w:pPr>
-        <w:spacing w:after="40"/>
-        <w:rPr>
-          <w:sz w:val="21"/>
-          <w:szCs w:val="28"/>
-        </w:rPr>
-      </w:pPr>
-      <w:r>
-        <w:rPr>
-          <w:sz w:val="21"/>
-          <w:szCs w:val="28"/>
-        </w:rPr>
-        <w:t>Freelance consulting and SME engagement, following an earlier role at G Future Tech (2021–2022), across crypto-backed and RWA-backed financial ecosystems, combining smart-contract engineering with protocol architecture, governance and DeFi.</w:t>
-      </w:r>
-    </w:p>
-    <w:p>
-      <w:pPr>
-        <w:spacing w:after="40"/>
-        <w:rPr>
-          <w:sz w:val="21"/>
-          <w:szCs w:val="28"/>
-        </w:rPr>
-      </w:pPr>
-      <w:r>
-        <w:rPr>
-          <w:b/>
-          <w:sz w:val="21"/>
-          <w:szCs w:val="28"/>
-        </w:rPr>
-        <w:t>REAL Governance</w:t>
+        <w:t>Designed and developed Solidity smart contracts and ERC-1155 dynamic NFT infrastructure.</w:t>
       </w:r>
     </w:p>
     <w:p>
@@ -1220,7 +1024,7 @@
           <w:sz w:val="21"/>
           <w:szCs w:val="28"/>
         </w:rPr>
-        <w:t>Contributed to smart-contract and protocol infrastructure for blockchain-based governance and on-chain execution.</w:t>
+        <w:t>Worked on mutable metadata, evolving digital identities, NFT tiers and digital asset ownership.</w:t>
       </w:r>
     </w:p>
     <w:p>
@@ -1242,24 +1046,7 @@
           <w:sz w:val="21"/>
           <w:szCs w:val="28"/>
         </w:rPr>
-        <w:t>Worked across governance mechanisms, protocol logic, testing, security and deployment workflows.</w:t>
-      </w:r>
-    </w:p>
-    <w:p>
-      <w:pPr>
-        <w:spacing w:after="40"/>
-        <w:rPr>
-          <w:sz w:val="21"/>
-          <w:szCs w:val="28"/>
-        </w:rPr>
-      </w:pPr>
-      <w:r>
-        <w:rPr>
-          <w:b/>
-          <w:sz w:val="21"/>
-          <w:szCs w:val="28"/>
-        </w:rPr>
-        <w:t>USDAO</w:t>
+        <w:t>Supported wallet connectivity, Web3 integration and interoperability across NFT, DeFi and DAO components.</w:t>
       </w:r>
     </w:p>
     <w:p>
@@ -1281,7 +1068,7 @@
           <w:sz w:val="21"/>
           <w:szCs w:val="28"/>
         </w:rPr>
-        <w:t>Contributed to crypto-backed and RWA-backed financial infrastructure, including stablecoin and DeFi mechanisms.</w:t>
+        <w:t>Provided blockchain technical direction and helped translate metaverse product requirements into on-chain architecture.</w:t>
       </w:r>
     </w:p>
     <w:p>
@@ -1303,7 +1090,40 @@
           <w:sz w:val="21"/>
           <w:szCs w:val="28"/>
         </w:rPr>
-        <w:t>Worked across collateralization, lending/borrowing, liquidity, governance, oracle integration and liquidation/recovery mechanisms.</w:t>
+        <w:t>Contributed to architecture decisions, security analysis, testing, deployment and blockchain/application integration.</w:t>
+      </w:r>
+    </w:p>
+    <w:p>
+      <w:pPr>
+        <w:spacing w:before="80" w:after="20"/>
+        <w:rPr>
+          <w:sz w:val="21"/>
+          <w:szCs w:val="28"/>
+        </w:rPr>
+      </w:pPr>
+      <w:r>
+        <w:rPr>
+          <w:b/>
+          <w:sz w:val="21"/>
+          <w:szCs w:val="28"/>
+        </w:rPr>
+        <w:t>Brane Enterprises Pvt. Ltd. | Senior Blockchain Developer</w:t>
+      </w:r>
+      <w:r>
+        <w:rPr>
+          <w:b/>
+          <w:sz w:val="21"/>
+          <w:szCs w:val="28"/>
+        </w:rPr>
+        <w:t xml:space="preserve"> |</w:t>
+      </w:r>
+      <w:r>
+        <w:rPr>
+          <w:i/>
+          <w:sz w:val="21"/>
+          <w:szCs w:val="28"/>
+        </w:rPr>
+        <w:t xml:space="preserve"> Aug 2022 – Nov 2024</w:t>
       </w:r>
     </w:p>
     <w:p>
@@ -1325,24 +1145,7 @@
           <w:sz w:val="21"/>
           <w:szCs w:val="28"/>
         </w:rPr>
-        <w:t>Contributed to smart-contract architecture, protocol development, security analysis and deployment.</w:t>
-      </w:r>
-    </w:p>
-    <w:p>
-      <w:pPr>
-        <w:spacing w:after="40"/>
-        <w:rPr>
-          <w:sz w:val="21"/>
-          <w:szCs w:val="28"/>
-        </w:rPr>
-      </w:pPr>
-      <w:r>
-        <w:rPr>
-          <w:b/>
-          <w:sz w:val="21"/>
-          <w:szCs w:val="28"/>
-        </w:rPr>
-        <w:t>Consulting &amp; SME Contribution</w:t>
+        <w:t>Designed, developed, tested and deployed Solidity smart contracts and decentralized applications.</w:t>
       </w:r>
     </w:p>
     <w:p>
@@ -1364,7 +1167,7 @@
           <w:sz w:val="21"/>
           <w:szCs w:val="28"/>
         </w:rPr>
-        <w:t>Provided blockchain SME expertise and technical guidance across architecture and implementation decisions.</w:t>
+        <w:t>Worked across token infrastructure, Web3 integrations and EVM-compatible blockchain environments.</w:t>
       </w:r>
     </w:p>
     <w:p>
@@ -1386,7 +1189,7 @@
           <w:sz w:val="21"/>
           <w:szCs w:val="28"/>
         </w:rPr>
-        <w:t>Translated product requirements into blockchain solutions and collaborated with engineering/product stakeholders.</w:t>
+        <w:t>Contributed to smart-contract architecture, security reviews, vulnerability analysis and gas optimization.</w:t>
       </w:r>
     </w:p>
     <w:p>
@@ -1408,7 +1211,7 @@
           <w:sz w:val="21"/>
           <w:szCs w:val="28"/>
         </w:rPr>
-        <w:t>Supported testing, security reviews, audit preparation and production-oriented deployment.</w:t>
+        <w:t>Supported blockchain integrations, deployment and production troubleshooting.</w:t>
       </w:r>
     </w:p>
     <w:p>
@@ -1425,25 +1228,28 @@
           <w:sz w:val="21"/>
           <w:szCs w:val="28"/>
         </w:rPr>
-        <w:t>RealProton | Blockchain Consultant &amp; SME (Consulting)</w:t>
+        <w:t>G Future Tech Pvt. Ltd. | Blockchain Developer</w:t>
       </w:r>
       <w:r>
         <w:rPr>
+          <w:b/>
+          <w:sz w:val="21"/>
+          <w:szCs w:val="28"/>
+        </w:rPr>
+        <w:t xml:space="preserve"> |</w:t>
+      </w:r>
+      <w:r>
+        <w:rPr>
           <w:i/>
           <w:sz w:val="21"/>
           <w:szCs w:val="28"/>
         </w:rPr>
-        <w:t xml:space="preserve"/>
+        <w:t xml:space="preserve"> Apr 2021 – Aug 2022</w:t>
       </w:r>
     </w:p>
     <w:p>
       <w:pPr>
-        <w:pStyle w:val="ListBullet"/>
-        <w:tabs>
-          <w:tab w:val="clear" w:pos="360"/>
-          <w:tab w:val="num" w:pos="821"/>
-        </w:tabs>
-        <w:spacing w:after="20"/>
+        <w:spacing w:after="40"/>
         <w:ind w:left="720"/>
         <w:rPr>
           <w:sz w:val="21"/>
@@ -1455,18 +1261,12 @@
           <w:sz w:val="21"/>
           <w:szCs w:val="28"/>
         </w:rPr>
-        <w:t>Provided SME guidance on ERC-3643 identity, claims, registry, compliance and controlled-transfer design for real-estate tokenization.</w:t>
+        <w:t>Developed Solidity smart contracts and blockchain applications across EVM environments, supporting token functionality, Web3 integration, testing, deployment, verification and security analysis.</w:t>
       </w:r>
     </w:p>
     <w:p>
       <w:pPr>
-        <w:pStyle w:val="ListBullet"/>
-        <w:tabs>
-          <w:tab w:val="clear" w:pos="360"/>
-          <w:tab w:val="num" w:pos="821"/>
-        </w:tabs>
-        <w:spacing w:after="20"/>
-        <w:ind w:left="720"/>
+        <w:spacing w:before="80" w:after="20"/>
         <w:rPr>
           <w:sz w:val="21"/>
           <w:szCs w:val="28"/>
@@ -1474,10 +1274,94 @@
       </w:pPr>
       <w:r>
         <w:rPr>
-          <w:sz w:val="21"/>
-          <w:szCs w:val="28"/>
-        </w:rPr>
-        <w:t>Advised on Fireblocks custody architecture and supported audit preparation, redeployment, verification and Avalanche deployment.</w:t>
+          <w:b/>
+          <w:sz w:val="21"/>
+          <w:szCs w:val="28"/>
+        </w:rPr>
+        <w:t>Zeromile Research &amp; Development LLC | Blockchain Developer</w:t>
+      </w:r>
+      <w:r>
+        <w:rPr>
+          <w:b/>
+          <w:sz w:val="21"/>
+          <w:szCs w:val="28"/>
+        </w:rPr>
+        <w:t xml:space="preserve"> |</w:t>
+      </w:r>
+      <w:r>
+        <w:rPr>
+          <w:i/>
+          <w:sz w:val="21"/>
+          <w:szCs w:val="28"/>
+        </w:rPr>
+        <w:t xml:space="preserve"> Feb 2021 – Mar 2021</w:t>
+      </w:r>
+    </w:p>
+    <w:p>
+      <w:pPr>
+        <w:spacing w:after="40"/>
+        <w:ind w:firstLine="720"/>
+        <w:rPr>
+          <w:sz w:val="21"/>
+          <w:szCs w:val="28"/>
+        </w:rPr>
+      </w:pPr>
+      <w:r>
+        <w:rPr>
+          <w:sz w:val="21"/>
+          <w:szCs w:val="28"/>
+        </w:rPr>
+        <w:t>Contributed to smart-contract development, decentralized application implementation, testing and blockchain integration.</w:t>
+      </w:r>
+    </w:p>
+    <w:p>
+      <w:pPr>
+        <w:spacing w:before="80" w:after="20"/>
+        <w:rPr>
+          <w:sz w:val="21"/>
+          <w:szCs w:val="28"/>
+        </w:rPr>
+      </w:pPr>
+      <w:r>
+        <w:rPr>
+          <w:b/>
+          <w:sz w:val="21"/>
+          <w:szCs w:val="28"/>
+        </w:rPr>
+        <w:t>ThynkBlynk Technologies | Blockchain Intern</w:t>
+      </w:r>
+      <w:r>
+        <w:rPr>
+          <w:b/>
+          <w:sz w:val="21"/>
+          <w:szCs w:val="28"/>
+        </w:rPr>
+        <w:t xml:space="preserve"> |</w:t>
+      </w:r>
+      <w:r>
+        <w:rPr>
+          <w:i/>
+          <w:sz w:val="21"/>
+          <w:szCs w:val="28"/>
+        </w:rPr>
+        <w:t xml:space="preserve"> Sep 2020 – Dec 2020</w:t>
+      </w:r>
+    </w:p>
+    <w:p>
+      <w:pPr>
+        <w:spacing w:after="40"/>
+        <w:ind w:firstLine="720"/>
+        <w:rPr>
+          <w:sz w:val="21"/>
+          <w:szCs w:val="28"/>
+        </w:rPr>
+      </w:pPr>
+      <w:r>
+        <w:rPr>
+          <w:sz w:val="21"/>
+          <w:szCs w:val="28"/>
+        </w:rPr>
+        <w:t>Built foundational hands-on experience in Solidity, smart contracts and decentralized application development.</w:t>
       </w:r>
     </w:p>
     <w:p>
@@ -1507,7 +1391,42 @@
           <w:sz w:val="28"/>
           <w:szCs w:val="28"/>
         </w:rPr>
+        <w:lastRenderedPageBreak/>
         <w:t>SELECTED BLOCKCHAIN ARCHITECTURE &amp; PROJECTS</w:t>
+      </w:r>
+    </w:p>
+    <w:p>
+      <w:pPr>
+        <w:spacing w:after="40"/>
+        <w:rPr>
+          <w:sz w:val="21"/>
+          <w:szCs w:val="28"/>
+        </w:rPr>
+      </w:pPr>
+      <w:r>
+        <w:rPr>
+          <w:b/>
+          <w:sz w:val="21"/>
+          <w:szCs w:val="28"/>
+        </w:rPr>
+        <w:t>RealProton — RWA / ERC-3643 Tokenization</w:t>
+      </w:r>
+    </w:p>
+    <w:p>
+      <w:pPr>
+        <w:spacing w:after="40"/>
+        <w:ind w:left="720"/>
+        <w:rPr>
+          <w:sz w:val="21"/>
+          <w:szCs w:val="28"/>
+        </w:rPr>
+      </w:pPr>
+      <w:r>
+        <w:rPr>
+          <w:sz w:val="21"/>
+          <w:szCs w:val="28"/>
+        </w:rPr>
+        <w:t>Compliance-oriented real-estate tokenization involving ERC-3643 concepts, identity/claims, registry and compliance controls, whitelisting, controlled transfers, Fireblocks custody architecture, security testing and Avalanche deployment.</w:t>
       </w:r>
     </w:p>
     <w:p>
@@ -1905,7 +1824,7 @@
 </file>
 
 <file path=word/numbering.xml><?xml version="1.0" encoding="utf-8"?>
-<w:numbering xmlns:wpc="http://schemas.microsoft.com/office/word/2010/wordprocessingCanvas" xmlns:cx="http://schemas.microsoft.com/office/drawing/2014/chartex" xmlns:cx1="http://schemas.microsoft.com/office/drawing/2015/9/8/chartex" xmlns:cx2="http://schemas.microsoft.com/office/drawing/2015/10/21/chartex" xmlns:cx3="http://schemas.microsoft.com/office/drawing/2016/5/9/chartex" xmlns:cx4="http://schemas.microsoft.com/office/drawing/2016/5/10/chartex" xmlns:cx5="http://schemas.microsoft.com/office/drawing/2016/5/11/chartex" xmlns:cx6="http://schemas.microsoft.com/office/drawing/2016/5/12/chartex" xmlns:cx7="http://schemas.microsoft.com/office/drawing/2016/5/13/chartex" xmlns:cx8="http://schemas.microsoft.com/office/drawing/2016/5/14/chartex" xmlns:mc="http://schemas.openxmlformats.org/markup-compatibility/2006" xmlns:aink="http://schemas.microsoft.com/office/drawing/2016/ink" xmlns:am3d="http://schemas.microsoft.com/office/drawing/2017/model3d" xmlns:o="urn:schemas-microsoft-com:office:office" xmlns:oel="http://schemas.microsoft.com/office/2019/extlst" xmlns:r="http://schemas.openxmlformats.org/officeDocument/2006/relationships" xmlns:m="http://schemas.openxmlformats.org/officeDocument/2006/math" xmlns:v="urn:schemas-microsoft-com:vml" xmlns:wp14="http://schemas.microsoft.com/office/word/2010/wordprocessingDrawing" xmlns:wp="http://schemas.openxmlformats.org/drawingml/2006/wordprocessingDrawing" xmlns:w10="urn:schemas-microsoft-com:office:word" xmlns:w="http://schemas.openxmlformats.org/wordprocessingml/2006/main" xmlns:w14="http://schemas.microsoft.com/office/word/2010/wordml" xmlns:w15="http://schemas.microsoft.com/office/word/2012/wordml" xmlns:w16cex="http://schemas.microsoft.com/office/word/2018/wordml/cex" xmlns:w16cid="http://schemas.microsoft.com/office/word/2016/wordml/cid" xmlns:w16="http://schemas.microsoft.com/office/word/2018/wordml" xmlns:w16du="http://schemas.microsoft.com/office/word/2023/wordml/word16du" xmlns:w16sdtdh="http://schemas.microsoft.com/office/word/2020/wordml/sdtdatahash" xmlns:w16sdtfl="http://schemas.microsoft.com/office/word/2024/wordml/sdtformatlock" xmlns:w16se="http://schemas.microsoft.com/office/word/2015/wordml/symex" xmlns:wpg="http://schemas.microsoft.com/office/word/2010/wordprocessingGroup" xmlns:wpi="http://schemas.microsoft.com/office/word/2010/wordprocessingInk" xmlns:wne="http://schemas.microsoft.com/office/word/2006/wordml" xmlns:wps="http://schemas.microsoft.com/office/word/2010/wordprocessingShape" mc:Ignorable="w14 w15 w16se w16cid w16 w16cex w16sdtdh w16sdtfl w16du wp14">
+<w:numbering xmlns:wpc="http://schemas.microsoft.com/office/word/2010/wordprocessingCanvas" xmlns:cx="http://schemas.microsoft.com/office/drawing/2014/chartex" xmlns:cx1="http://schemas.microsoft.com/office/drawing/2015/9/8/chartex" xmlns:cx2="http://schemas.microsoft.com/office/drawing/2015/10/21/chartex" xmlns:cx3="http://schemas.microsoft.com/office/drawing/2016/5/9/chartex" xmlns:cx4="http://schemas.microsoft.com/office/drawing/2016/5/10/chartex" xmlns:cx5="http://schemas.microsoft.com/office/drawing/2016/5/11/chartex" xmlns:cx6="http://schemas.microsoft.com/office/drawing/2016/5/12/chartex" xmlns:cx7="http://schemas.microsoft.com/office/drawing/2016/5/13/chartex" xmlns:cx8="http://schemas.microsoft.com/office/drawing/2016/5/14/chartex" xmlns:mc="http://schemas.openxmlformats.org/markup-compatibility/2006" xmlns:m="http://schemas.openxmlformats.org/officeDocument/2006/math" xmlns:aink="http://schemas.microsoft.com/office/drawing/2016/ink" xmlns:am3d="http://schemas.microsoft.com/office/drawing/2017/model3d" xmlns:oel="http://schemas.microsoft.com/office/2019/extlst" xmlns:r="http://schemas.openxmlformats.org/officeDocument/2006/relationships" xmlns:wp14="http://schemas.microsoft.com/office/word/2010/wordprocessingDrawing" xmlns:wp="http://schemas.openxmlformats.org/drawingml/2006/wordprocessingDrawing" xmlns:wpg="http://schemas.microsoft.com/office/word/2010/wordprocessingGroup" xmlns:wpi="http://schemas.microsoft.com/office/word/2010/wordprocessingInk" xmlns:wps="http://schemas.microsoft.com/office/word/2010/wordprocessingShape" xmlns:o="urn:schemas-microsoft-com:office:office" xmlns:v="urn:schemas-microsoft-com:vml" xmlns:w10="urn:schemas-microsoft-com:office:word" xmlns:w="http://schemas.openxmlformats.org/wordprocessingml/2006/main" xmlns:w14="http://schemas.microsoft.com/office/word/2010/wordml" xmlns:w15="http://schemas.microsoft.com/office/word/2012/wordml" xmlns:w16cex="http://schemas.microsoft.com/office/word/2018/wordml/cex" xmlns:w16cid="http://schemas.microsoft.com/office/word/2016/wordml/cid" xmlns:w16="http://schemas.microsoft.com/office/word/2018/wordml" xmlns:w16sdtdh="http://schemas.microsoft.com/office/word/2020/wordml/sdtdatahash" xmlns:w16sdtfl="http://schemas.microsoft.com/office/word/2024/wordml/sdtformatlock" xmlns:w16se="http://schemas.microsoft.com/office/word/2015/wordml/symex" xmlns:w16du="http://schemas.microsoft.com/office/word/2023/wordml/word16du" xmlns:wne="http://schemas.microsoft.com/office/word/2006/wordml" mc:Ignorable="w14 w15 w16se w16cid w16 w16cex w16sdtdh w16sdtfl w16du wp14">
   <w:abstractNum w:abstractNumId="0" w15:restartNumberingAfterBreak="0">
     <w:nsid w:val="FFFFFF7C"/>
     <w:multiLevelType w:val="singleLevel"/>
@@ -2108,7 +2027,7 @@
 </file>
 
 <file path=word/styles.xml><?xml version="1.0" encoding="utf-8"?>
-<w:styles xmlns:mc="http://schemas.openxmlformats.org/markup-compatibility/2006" xmlns:r="http://schemas.openxmlformats.org/officeDocument/2006/relationships" xmlns:w="http://schemas.openxmlformats.org/wordprocessingml/2006/main" xmlns:w14="http://schemas.microsoft.com/office/word/2010/wordml" xmlns:w15="http://schemas.microsoft.com/office/word/2012/wordml" xmlns:w16cex="http://schemas.microsoft.com/office/word/2018/wordml/cex" xmlns:w16cid="http://schemas.microsoft.com/office/word/2016/wordml/cid" xmlns:w16="http://schemas.microsoft.com/office/word/2018/wordml" xmlns:w16du="http://schemas.microsoft.com/office/word/2023/wordml/word16du" xmlns:w16sdtdh="http://schemas.microsoft.com/office/word/2020/wordml/sdtdatahash" xmlns:w16sdtfl="http://schemas.microsoft.com/office/word/2024/wordml/sdtformatlock" xmlns:w16se="http://schemas.microsoft.com/office/word/2015/wordml/symex" mc:Ignorable="w14 w15 w16se w16cid w16 w16cex w16sdtdh w16sdtfl w16du">
+<w:styles xmlns:mc="http://schemas.openxmlformats.org/markup-compatibility/2006" xmlns:r="http://schemas.openxmlformats.org/officeDocument/2006/relationships" xmlns:w="http://schemas.openxmlformats.org/wordprocessingml/2006/main" xmlns:w14="http://schemas.microsoft.com/office/word/2010/wordml" xmlns:w15="http://schemas.microsoft.com/office/word/2012/wordml" xmlns:w16cex="http://schemas.microsoft.com/office/word/2018/wordml/cex" xmlns:w16cid="http://schemas.microsoft.com/office/word/2016/wordml/cid" xmlns:w16="http://schemas.microsoft.com/office/word/2018/wordml" xmlns:w16sdtdh="http://schemas.microsoft.com/office/word/2020/wordml/sdtdatahash" xmlns:w16sdtfl="http://schemas.microsoft.com/office/word/2024/wordml/sdtformatlock" xmlns:w16se="http://schemas.microsoft.com/office/word/2015/wordml/symex" xmlns:w16du="http://schemas.microsoft.com/office/word/2023/wordml/word16du" mc:Ignorable="w14 w15 w16se w16cid w16 w16cex w16sdtdh w16sdtfl w16du">
   <w:docDefaults>
     <w:rPrDefault>
       <w:rPr>
